--- a/paper/Revon Research Paper Springer.docx
+++ b/paper/Revon Research Paper Springer.docx
@@ -18,7 +18,7 @@
           <w:b/>
           <w:sz w:val="22"/>
         </w:rPr>
-        <w:t>LOG AND MERKLE DIFFERENCING FOR DURABLE STRUCTURED DATA VERSIONING</w:t>
+        <w:t>REVON: LOG AND MERKLE DIFFERENCING FOR DURABLE STRUCTURED DATA VERSIONING</w:t>
       </w:r>
     </w:p>
     <w:p>

--- a/paper/Revon Research Paper Springer.docx
+++ b/paper/Revon Research Paper Springer.docx
@@ -18253,24 +18253,6 @@
           <w:color w:val="000000"/>
           <w:sz w:val="22"/>
         </w:rPr>
-        <w:t>Author contributions: Atharva Sheersh Pandey performed 80% of the research work, and Adhyan Jain performed 20%. Guidance and critical review were provided by Poornima Nedunchezhian.</w:t>
-      </w:r>
-    </w:p>
-    <w:p>
-      <w:pPr>
-        <w:keepNext w:val="0"/>
-        <w:pageBreakBefore w:val="0"/>
-        <w:widowControl/>
-        <w:spacing w:line="259" w:lineRule="exact" w:before="0" w:after="0"/>
-        <w:ind w:firstLine="239"/>
-        <w:jc w:val="both"/>
-      </w:pPr>
-      <w:r>
-        <w:rPr>
-          <w:rFonts w:ascii="TeXGyreTermesX" w:hAnsi="TeXGyreTermesX"/>
-          <w:color w:val="000000"/>
-          <w:sz w:val="22"/>
-        </w:rPr>
         <w:t>Ethics and consent to participate: This computational study recruited no participants and performed no human or animal intervention. It uses synthetic histories and publicly released de-identified TLC records. We make no claim of institutional ethics approval or exemption.</w:t>
       </w:r>
     </w:p>
@@ -18379,7 +18361,7 @@
     <w:p>
       <w:pPr>
         <w:pStyle w:val="Heading1"/>
-        <w:keepNext w:val="0"/>
+        <w:keepNext/>
         <w:pageBreakBefore w:val="0"/>
         <w:widowControl/>
         <w:spacing w:line="259" w:lineRule="exact" w:before="320" w:after="160"/>

--- a/paper/Revon Research Paper Springer.docx
+++ b/paper/Revon Research Paper Springer.docx
@@ -149,7 +149,7 @@
           <w:rFonts w:ascii="TeXGyreTermesX" w:hAnsi="TeXGyreTermesX"/>
           <w:sz w:val="18"/>
         </w:rPr>
-        <w:t>Revon is a Python prototype for durable, linear-history key/value versioning. We study the choice between log aggregation and hash-pruned comparison over the same SQLite-backed fixed-depth Merkle trie. The contribution is a controlled evaluation of this choice and its workflow costs, rather than a new index or general-purpose database. We retain an author-run Linux evaluation of the JSON-repaired implementation: 516 executions and a separate 72-execution geometry/telemetry supplement. Eight of nine paired hybrid/Merkle timing intervals favour hybrid, while the dense case includes parity. A frozen threshold nevertheless selects a slower path in a separate control. A new Windows study adds 93 fresh-worker cases, disjoint calibration and validation histories, controlled sensitivity experiments, two further public source families and repeated 100,000/1,000,000-record runs. Its largest threshold candidate wins calibration and uses log throughout the tested intervals; this does not establish a benefit from switching or an optimal crossover. Published CO2 revisions provide observed record changes, while wine corrections remain generated. We report algorithm behaviour, CLI execution phases and whole-worker resources separately. All new outputs and historical states are checked against semantic oracles. The results describe bounded versioning workflows on the recorded machines; they establish neither storage-engine superiority nor independent-party reproduction.</w:t>
+        <w:t>Revon is a Python prototype for durable, linear-history key/value versioning. We study the choice between log aggregation and hash-pruned comparison over the same SQLite-backed fixed-depth Merkle trie. The contribution is a controlled evaluation of this choice and its workflow costs, rather than a new index or general-purpose database. Our author-run Linux evaluation of the JSON-repaired implementation comprises 516 executions and a separate 72-execution geometry/telemetry supplement. Eight of nine paired hybrid/Merkle timing intervals favour hybrid, while the dense case includes parity. A frozen threshold nevertheless selects a slower path in a separate control. The Windows evaluation comprises 93 cases, each run in a fresh worker process, with disjoint calibration and validation histories, controlled sensitivity experiments, Wine Quality and CO2 public sources, and repeated runs at 100,000 and 1,000,000 records. Its largest threshold candidate wins calibration and uses log throughout the tested intervals; this does not establish a benefit from switching or an optimal crossover. Published CO2 revisions provide observed record changes, while wine corrections remain generated. We report algorithm behaviour, CLI execution phases and whole-worker resources separately. All measured outputs and historical states are checked against semantic oracles. The results describe bounded versioning workflows on the recorded machines; they establish neither storage-engine superiority nor independent-party reproduction.</w:t>
       </w:r>
       <w:r>
         <w:rPr>
@@ -329,7 +329,7 @@
           <w:color w:val="000000"/>
           <w:sz w:val="22"/>
         </w:rPr>
-        <w:t>Policy contribution: we specify and test an interpretable operation-count rule against its forced-path controls. A new calibration choice is frozen before held-out evaluation; adverse choices and the possibility that always-log suffices are retained.</w:t>
+        <w:t>Policy contribution: we specify and test an interpretable operation-count rule against its forced-path controls. The calibration choice is frozen before held-out evaluation; adverse choices and the possibility that always-log suffices are retained.</w:t>
       </w:r>
     </w:p>
     <w:p>
@@ -365,7 +365,7 @@
           <w:color w:val="000000"/>
           <w:sz w:val="22"/>
         </w:rPr>
-        <w:t>Evaluation contribution: the author-run Linux campaigns remain separate from a new 93-case Windows study with disjoint seeds, matched sensitivity controls, two additional public source families and repeated scale observations. No timing rows are pooled across these campaigns.</w:t>
+        <w:t>Evaluation contribution: the author-run Linux campaigns are analysed separately from the 93-case Windows evaluation with disjoint seeds, matched sensitivity controls, Wine Quality and CO2 public sources and repeated scale observations. No timing rows are pooled across these campaigns.</w:t>
       </w:r>
     </w:p>
     <w:p>
@@ -1714,7 +1714,7 @@
           <w:color w:val="000000"/>
           <w:sz w:val="22"/>
         </w:rPr>
-        <w:t>We compare two correct diff paths over the same durable history, choosing a path from properties of the requested interval. Every Revon-H commit retains a Merkle root and an addressed changeset, so selection leaves version semantics unchanged. Our hypothesis is that log aggregation works well for short, sparse intervals, whereas hash pruning may be useful after longer sequences of operations. Whether the paths cross in performance requires measurement; the switching rule alone cannot establish it. Git4Data illustrates continuing work on database-native version control [17]. Our contribution is confined to adaptive differencing over a fixed-depth hash trie, with Snapshot and Log-only serving as representation baselines. Revon is not a general-purpose data-versioning platform. The retained Linux public-record extension uses generated updates to one TLC release. The separate local revision adds wine corrections and an observed CO2 publication sequence. These bounded sources do not establish performance across diverse domains, independent hardware, concurrent workloads or production systems.</w:t>
+        <w:t>We compare two correct diff paths over the same durable history, choosing a path from properties of the requested interval. Every Revon-H commit retains a Merkle root and an addressed changeset, so selection leaves version semantics unchanged. Our hypothesis is that log aggregation works well for short, sparse intervals, whereas hash pruning may be useful after longer sequences of operations. Whether the paths cross in performance requires measurement; the switching rule alone cannot establish it. Git4Data illustrates continuing work on database-native version control [17]. Our contribution is confined to adaptive differencing over a fixed-depth hash trie, with Snapshot and Log-only serving as representation baselines. Revon is not a general-purpose data-versioning platform. The retained Linux public-record extension uses generated updates to one TLC release. The Windows evaluation uses generated wine corrections and an observed CO2 publication sequence. These bounded sources do not establish performance across diverse domains, independent hardware, concurrent workloads or production systems.</w:t>
       </w:r>
     </w:p>
     <w:p>
@@ -2949,7 +2949,7 @@
           <w:color w:val="000000"/>
           <w:sz w:val="22"/>
         </w:rPr>
-        <w:t>The retained primary campaign ran on a separate Ubuntu n2-standard-4 cloud VM; Table 3 identifies its environment and two source snapshots. The review revision uses the authorised Windows host only. Differences in hardware, OS, runtime and storage remain confounded, and neither campaign is an independent-party reproduction.</w:t>
+        <w:t>The retained primary campaign ran on a separate Ubuntu n2-standard-4 cloud VM; Table 3 identifies its environment and two source snapshots. The Windows campaign ran on a separate author-operated host. Differences in hardware, OS, runtime and storage remain confounded, and neither campaign is an independent-party reproduction.</w:t>
       </w:r>
     </w:p>
     <w:p>
@@ -3568,7 +3568,7 @@
           <w:color w:val="000000"/>
           <w:sz w:val="22"/>
         </w:rPr>
-        <w:t>Each campaign retains source hashes, a frozen protocol, environment records, correctness proofs and raw observations. The Linux preflight gates passed 67 and 69 tests; the new local gate passed 77. Packaging failures and the public-data premeasurement exclusion remain documented. Detailed records and commands are described in Appendices A and B.</w:t>
+        <w:t>Each campaign retains source hashes, a frozen protocol, environment records, correctness proofs and raw observations. The Linux preflight gates passed 67 and 69 tests; the Windows preflight gate passed 77. Packaging failures and the public-data premeasurement exclusion remain documented. Detailed records and commands are described in Appendices A and B.</w:t>
       </w:r>
     </w:p>
     <w:p>
@@ -5541,7 +5541,7 @@
           <w:color w:val="000000"/>
           <w:sz w:val="22"/>
         </w:rPr>
-        <w:t>The historical Linux estimates use seven fresh-repository trials and paired percentile-bootstrap timing intervals for fixed histories. The new study instead records seven cached queries within each fresh repository and reports independent-history or repository medians separately. These experimental units are not interchangeable; neither estimates a population of machines.</w:t>
+        <w:t>The historical Linux estimates use seven fresh-repository trials and paired percentile-bootstrap timing intervals for fixed histories. The Windows campaign records seven cached queries within each fresh repository and reports independent-history or repository medians separately. These experimental units are not interchangeable; neither estimates a population of machines.</w:t>
       </w:r>
     </w:p>
     <w:p>
@@ -5559,7 +5559,7 @@
           <w:color w:val="000000"/>
           <w:sz w:val="22"/>
         </w:rPr>
-        <w:t>Resource sampling covers the worker and observed descendants, including setup and verification. It is not product-only memory or operation-only CPU. The primary Linux read-counter ambiguity is retained; the later supplement and new sampler distinguish supported zero counters from missing counters. Windows process I/O bytes are not direct physical-disk traffic.</w:t>
+        <w:t>Resource sampling covers the worker and observed descendants, including setup and verification. It is not product-only memory or operation-only CPU. The primary Linux read-counter ambiguity is retained; the Linux supplement and Windows sampler distinguish supported zero counters from missing counters. Windows process I/O bytes are not direct physical-disk traffic.</w:t>
       </w:r>
     </w:p>
     <w:p>
@@ -5577,7 +5577,7 @@
           <w:color w:val="000000"/>
           <w:sz w:val="22"/>
         </w:rPr>
-        <w:t>Repository footprint measures persistent files, including metadata and representation costs. The old Linux measurement is taken before closing/compacting; the new local measurement follows close and the specified verification steps. These differently conditioned values are not pooled or interpreted as pure tree overhead.</w:t>
+        <w:t>Repository footprint measures persistent files, including metadata and representation costs. The Linux measurement is taken before closing/compacting; the Windows measurement follows close and the specified verification steps. These differently conditioned values are not pooled or interpreted as pure tree overhead.</w:t>
       </w:r>
     </w:p>
     <w:p>
@@ -5605,7 +5605,7 @@
           <w:color w:val="000000"/>
           <w:sz w:val="22"/>
         </w:rPr>
-        <w:t>An existing Windows calibration/held-out study selected the largest candidate, T=16,384; it did not identify a crossover. The Linux threshold controls preserve that choice. The new review campaign uses a separately frozen design, source snapshot and disjoint seeds, described below; it does not replace any older threshold result.</w:t>
+        <w:t>An existing Windows calibration/held-out study selected the largest candidate, T=16,384; it did not identify a crossover. The Linux threshold controls preserve that choice. The Windows campaign uses a separately frozen design, source snapshot and disjoint seeds, described below; its threshold results are analysed separately.</w:t>
       </w:r>
     </w:p>
     <w:p>
@@ -5623,7 +5623,7 @@
           <w:color w:val="000000"/>
           <w:sz w:val="22"/>
         </w:rPr>
-        <w:t>The retained Linux controls compare forced log, forced Merkle and T=16,384 hybrid at 8,192 and 32,768 operations over 10,000 rows. The new measurements do not retune these controls.</w:t>
+        <w:t>The retained Linux controls compare forced log, forced Merkle and T=16,384 hybrid at 8,192 and 32,768 operations over 10,000 rows. The Windows measurements do not retune these controls.</w:t>
       </w:r>
     </w:p>
     <w:p>
@@ -11269,7 +11269,7 @@
           <w:color w:val="000000"/>
           <w:sz w:val="22"/>
         </w:rPr>
-        <w:t>In the retained Linux million-row diagnostic, we create and verify one fresh repository for each of M, H and Dolt. Verification checks all eleven historical states and the common diff oracle. Table 10 reports the individual observations, with no IQRs, confidence intervals or performance ranking. Because the interval contains 10,000 accumulated operations, exceeding T=4,096, H uses Merkle. Each run demonstrates completion of this bounded workload on the VM. One run per system cannot establish reliable relative scaling or identify an optimal configuration; the new repeated local scale runs are reported separately in Section 6.4.</w:t>
+        <w:t>In the retained Linux million-row diagnostic, we create and verify one fresh repository for each of M, H and Dolt. Verification checks all eleven historical states and the common diff oracle. Table 10 reports the individual observations, with no IQRs, confidence intervals or performance ranking. Because the interval contains 10,000 accumulated operations, exceeding T=4,096, H uses Merkle. Each run demonstrates completion of this bounded workload on the VM. One run per system cannot establish reliable relative scaling or identify an optimal configuration; the repeated Windows scale runs are reported separately in Section 6.4.</w:t>
       </w:r>
     </w:p>
     <w:p>
@@ -14610,7 +14610,7 @@
           <w:i w:val="0"/>
           <w:sz w:val="22"/>
         </w:rPr>
-        <w:t xml:space="preserve">6. Local Revision Results.  </w:t>
+        <w:t xml:space="preserve">6. Windows Evaluation Results.  </w:t>
       </w:r>
     </w:p>
     <w:p>
@@ -17944,7 +17944,7 @@
           <w:color w:val="000000"/>
           <w:sz w:val="22"/>
         </w:rPr>
-        <w:t>The repeated local runs add evidence at scale without upgrading the old Linux diagnostics. The three generated histories share the same initial synthetic distribution and differ in updates; they are not three independent public datasets. Memory availability and background processes are recorded in the manifest, not controlled away. These observations support conditional descriptions of the measured workflows, not a population-level ranking or a general scaling law.</w:t>
+        <w:t>The repeated Windows scale runs are analysed separately from the Linux diagnostics. The three generated histories share the same initial synthetic distribution and differ in updates; they are not three independent public datasets. Memory availability and background processes are recorded in the manifest, not controlled away. These observations support conditional descriptions of the measured workflows, not a population-level ranking or a general scaling law.</w:t>
       </w:r>
     </w:p>
     <w:p>
@@ -17971,7 +17971,7 @@
           <w:color w:val="000000"/>
           <w:sz w:val="22"/>
         </w:rPr>
-        <w:t>RQ1: the workflow measurements expose latency, persistence and worker-resource trade-offs, with API/CLI costs still preventing an engine-only ranking. RQ2: some fixed histories benefit from log relative to forced Merkle, but the new calibration winner uses log everywhere tested; optimal switching remains unestablished. RQ3: controlled sensitivity histories make payload, routing and geometry effects visible within the tested design, without identifying a universally best layout. Observed CO2 transitions broaden revision realism, while generated wine and synthetic histories retain their own scope limits.</w:t>
+        <w:t>RQ1: the workflow measurements expose latency, persistence and worker-resource trade-offs, with API/CLI costs still preventing an engine-only ranking. RQ2: some fixed histories benefit from log relative to forced Merkle, but the Windows calibration winner uses log everywhere tested; optimal switching remains unestablished. RQ3: controlled sensitivity histories make payload, routing and geometry effects visible within the tested design, without identifying a universally best layout. Observed CO2 transitions broaden revision realism, while generated wine and synthetic histories retain their own scope limits.</w:t>
       </w:r>
     </w:p>
     <w:p>
@@ -18017,7 +18017,7 @@
           <w:color w:val="000000"/>
           <w:sz w:val="22"/>
         </w:rPr>
-        <w:t>RQ2 concerns transfer to unseen histories, not merely repeated timing of one history. The new split controls primary N, H, payload and geometry and freezes selection before validation. Its largest candidate behaves as always-log within the measured interval range. The adverse Linux selection and dense-case parity remain useful counterexamples. A more complex selector would require new calibration and untouched testing; these results do not justify adding complexity or changing the production threshold.</w:t>
+        <w:t>RQ2 concerns transfer to unseen histories, not merely repeated timing of one history. The Windows split controls primary N, H, payload and geometry and freezes selection before validation. Its largest candidate behaves as always-log within the measured interval range. The adverse Linux selection and dense-case parity remain useful counterexamples. A more complex selector would require new calibration and untouched testing; these results do not justify adding complexity or changing the production threshold.</w:t>
       </w:r>
     </w:p>
     <w:p>
@@ -18035,7 +18035,7 @@
           <w:color w:val="000000"/>
           <w:sz w:val="22"/>
         </w:rPr>
-        <w:t>RQ3 concerns controlled changes to the fixed trie and its workload. Equal-capacity geometries can differ in traversal depth and ancestor reconstruction while having equal expected occupancy under uniform routing. Payload encoding, touched leaves and output materialisation also contribute. The new sensitivity set adds independent seeds and matched controls to the old one-history geometry study, but does not estimate every factor interaction or a population optimum.</w:t>
+        <w:t>RQ3 concerns controlled changes to the fixed trie and its workload. Equal-capacity geometries can differ in traversal depth and ancestor reconstruction while having equal expected occupancy under uniform routing. Payload encoding, touched leaves and output materialisation also contribute. The Windows sensitivity set uses independent seeds and matched controls alongside the Linux study of one fixed history, but does not estimate every factor interaction or a population optimum.</w:t>
       </w:r>
     </w:p>
     <w:p>
@@ -18081,7 +18081,7 @@
           <w:color w:val="000000"/>
           <w:sz w:val="22"/>
         </w:rPr>
-        <w:t>External validity: Linux results come from one author-run cloud VM, and the new results from one author-run Windows host. The new local study is not another Linux or independent-party replication. Hardware, OS, runtime, virtualization and storage vary together between campaigns. Background services and filesystem caching remain active; the local manifest records limited available RAM and process conditions. No entirely idle, cold-cache or OS-causal claim follows.</w:t>
+        <w:t>External validity: Linux results come from one author-run cloud VM, and Windows results from one author-run host. Both campaigns were conducted by the authors; the Windows campaign does not reproduce the Linux environment. Hardware, OS, runtime, virtualization and storage vary together between campaigns. Background services and filesystem caching remain active; the local manifest records limited available RAM and process conditions. No entirely idle, cold-cache or OS-causal claim follows.</w:t>
       </w:r>
     </w:p>
     <w:p>
@@ -18099,7 +18099,7 @@
           <w:color w:val="000000"/>
           <w:sz w:val="22"/>
         </w:rPr>
-        <w:t>Workload validity: the original TLC histories remain generated from one monthly release, with n=1 Linux scale diagnostics. The new study adds three held-out generated seeds per primary profile, generated wine corrections and one observed CO2 publication sequence. Three CO2 repositories repeat that sequence rather than independently sampling its history. A header-only upstream revision is excluded before timing, and unnamed columns are retained without scientific interpretation. Repeated synthetic scale histories broaden observations but share their initial distribution. More domains, observed histories and hardware are still needed for broad generalisation.</w:t>
+        <w:t>Workload validity: the original TLC histories remain generated from one monthly release, with n=1 Linux scale diagnostics. The Windows evaluation includes three held-out generated seeds per primary profile, generated wine corrections and one observed CO2 publication sequence. Three CO2 repositories repeat that sequence rather than independently sampling its history. A header-only upstream revision is excluded before timing, and unnamed columns are retained without scientific interpretation. Repeated synthetic scale histories broaden observations but share their initial distribution. More domains, observed histories and hardware are still needed for broad generalisation.</w:t>
       </w:r>
     </w:p>
     <w:p>
@@ -18135,7 +18135,7 @@
           <w:color w:val="000000"/>
           <w:sz w:val="22"/>
         </w:rPr>
-        <w:t>Measurement and inference: process startup, native work and JSON emission remain combined in Dolt's command interval. Whole-worker RSS includes oracle/history state and is not product-only memory. Ten-millisecond sampling can miss short-lived processes, and Windows I/O counters do not identify physical-disk or database logical reads. The off/on sampler diagnostic also confounds execution order and cache state. The historical bootstrap intervals concern fixed-history timings; new three-history ranges are descriptive and have no multiple-comparison correction. Source and semantic-hash checks establish internal consistency, not independent performance reproduction.</w:t>
+        <w:t>Measurement and inference: process startup, native work and JSON emission remain combined in Dolt's command interval. Whole-worker RSS includes oracle/history state and is not product-only memory. Ten-millisecond sampling can miss short-lived processes, and Windows I/O counters do not identify physical-disk or database logical reads. The off/on sampler diagnostic also confounds execution order and cache state. The historical bootstrap intervals concern fixed-history timings; Windows three-history ranges are descriptive and have no multiple-comparison correction. Source and semantic-hash checks establish internal consistency, not independent performance reproduction.</w:t>
       </w:r>
     </w:p>
     <w:p>
@@ -18199,7 +18199,7 @@
           <w:color w:val="000000"/>
           <w:sz w:val="22"/>
         </w:rPr>
-        <w:t>Revon integrates established fixed-trie content addressing, changesets and atomic SQLite persistence to expose two semantically consistent ways to compute a version diff. The retained Linux evidence comprises 516 executions and a 72-execution supplement, including dense-case uncertainty and an adverse threshold choice. A separate local revision completes 93 worker cases and 3,402 checked queries, with held-out generated histories, two further public source families, interface-phase measurements and repeated scale observations. Calibration selects T=65,536, which behaves as always-log in this matrix and does not establish optimal switching. The new evidence improves control and breadth while retaining API/CLI, sampling, dataset and hardware limits. The contribution is an auditable prototype and a bounded empirical trade-off study; a new general-purpose database, universal speed advantage and independent-party reproduction are not established.</w:t>
+        <w:t>Revon integrates established fixed-trie content addressing, changesets and atomic SQLite persistence to expose two semantically consistent ways to compute a version diff. The retained Linux evidence comprises 516 executions and a 72-execution supplement, including dense-case uncertainty and an adverse threshold choice. The Windows evaluation comprises 93 worker cases and 3,402 checked queries, with held-out generated histories, Wine Quality and CO2 public sources, interface-phase measurements and repeated scale observations. Calibration selects T=65,536, which behaves as always-log in this matrix and does not establish optimal switching. The combined evaluation covers controlled workload variations and public data while retaining API/CLI, sampling, dataset and hardware limits. The contribution is an auditable prototype and a bounded empirical trade-off study; a new general-purpose database, universal speed advantage and independent-party reproduction are not established.</w:t>
       </w:r>
     </w:p>
     <w:p>
@@ -18308,7 +18308,7 @@
           <w:color w:val="000000"/>
           <w:sz w:val="22"/>
         </w:rPr>
-        <w:t xml:space="preserve">. The current review archive is </w:t>
+        <w:t xml:space="preserve">. The Windows reproducibility archive is </w:t>
       </w:r>
       <w:hyperlink r:id="rId25">
         <w:r>
@@ -19373,7 +19373,7 @@
           <w:color w:val="000000"/>
           <w:sz w:val="22"/>
         </w:rPr>
-        <w:t xml:space="preserve">, which retains the separate local review campaign, source snapshots, raw observations, protocols and internal audits. The README files explain dependency setup, public-source acquisition, execution and verification [1]. Repository updates do not replace the frozen source inside an experiment bundle.</w:t>
+        <w:t xml:space="preserve">, which retains the Windows campaign, source snapshots, raw observations, protocols and internal audits. The README files explain dependency setup, public-source acquisition, execution and verification [1]. Repository updates do not replace the frozen source inside an experiment bundle.</w:t>
       </w:r>
     </w:p>
     <w:p>
@@ -19391,7 +19391,7 @@
           <w:color w:val="000000"/>
           <w:sz w:val="22"/>
         </w:rPr>
-        <w:t>The two Linux bundles and the local Windows review study belong to different campaigns and must not be pooled. Original TLC records and generated repositories are rebuilt using the recorded preparation steps. The local public-source manifest records licences, acquisition versions, checksums and the premeasurement CO2 exclusion. Auditors run on disposable copies with localised data paths, preserving collected bytes. Internal audits do not independently reproduce timing; matching semantic hashes do not guarantee identical elapsed times.</w:t>
+        <w:t>The two Linux bundles and the Windows study belong to different campaigns and must not be pooled. Original TLC records and generated repositories are rebuilt using the recorded preparation steps. The local public-source manifest records licences, acquisition versions, checksums and the premeasurement CO2 exclusion. Auditors run on disposable copies with localised data paths, preserving collected bytes. Internal audits do not independently reproduce timing; matching semantic hashes do not guarantee identical elapsed times.</w:t>
       </w:r>
     </w:p>
     <w:p>
@@ -19596,7 +19596,7 @@
           <w:color w:val="000000"/>
           <w:sz w:val="22"/>
         </w:rPr>
-        <w:t>New Dolt instrumentation invokes the same native JSON-diff command and parser contract as the baseline adapter, with explicit phase timers. A preflight compares its actual output against the native adapter and the independent semantic oracle. New Revon queries verify observed output hashes, all historical state hashes, reverse/identity requests, object integrity and reopen behaviour outside timing. Failed setup checks and data-quality exclusions precede measurement and remain documented. The exact query matrix and timing source hashes are retained; changed source requires a different campaign.</w:t>
+        <w:t>The Windows Dolt instrumentation invokes the same native JSON-diff command and parser contract as the baseline adapter, with explicit phase timers. A preflight compares its actual output against the native adapter and the independent semantic oracle. The Windows Revon queries verify observed output hashes, all historical state hashes, reverse/identity requests, object integrity and reopen behaviour outside timing. Failed setup checks and data-quality exclusions precede measurement and remain documented. The exact query matrix and timing source hashes are retained; changed source requires a different campaign.</w:t>
       </w:r>
     </w:p>
     <w:p>
@@ -20051,7 +20051,7 @@
         </w:rPr>
         <w:t>Table 17</w:t>
         <w:br/>
-        <w:t>Local review campaign; cached queries are distinct from independent history or repository repetitions</w:t>
+        <w:t>Windows experiment matrix; cached queries are distinct from independent history or repository repetitions</w:t>
       </w:r>
     </w:p>
     <w:tbl>

--- a/paper/Revon Research Paper Springer.docx
+++ b/paper/Revon Research Paper Springer.docx
@@ -149,7 +149,7 @@
           <w:rFonts w:ascii="TeXGyreTermesX" w:hAnsi="TeXGyreTermesX"/>
           <w:sz w:val="18"/>
         </w:rPr>
-        <w:t>Revon is a Python prototype for durable, linear-history key/value versioning. We study the choice between log aggregation and hash-pruned comparison over the same SQLite-backed fixed-depth Merkle trie. The contribution is a controlled evaluation of this choice and its workflow costs, rather than a new index or general-purpose database. Our author-run Linux evaluation of the JSON-repaired implementation comprises 516 executions and a separate 72-execution geometry/telemetry supplement. Eight of nine paired hybrid/Merkle timing intervals favour hybrid, while the dense case includes parity. A frozen threshold nevertheless selects a slower path in a separate control. The Windows evaluation comprises 93 cases, each run in a fresh worker process, with disjoint calibration and validation histories, controlled sensitivity experiments, Wine Quality and CO2 public sources, and repeated runs at 100,000 and 1,000,000 records. Its largest threshold candidate wins calibration and uses log throughout the tested intervals; this does not establish a benefit from switching or an optimal crossover. Published CO2 revisions provide observed record changes, while wine corrections remain generated. We report algorithm behaviour, CLI execution phases and whole-worker resources separately. All measured outputs and historical states are checked against semantic oracles. The results describe bounded versioning workflows on the recorded machines; they establish neither storage-engine superiority nor independent-party reproduction.</w:t>
+        <w:t>Revon is a Python prototype for durable, linear-history key/value versioning. It supports log aggregation and hash-pruned comparison over the same SQLite-backed Merkle hash trie. We evaluate these two diff paths, an operation-count selection rule and the costs of complete versioning workflows. The Linux experiments comprise 516 executions and a separate 72-execution geometry and telemetry supplement. Eight of nine paired hybrid/Merkle timing intervals favour hybrid; the dense case includes parity. A separate threshold control selects Merkle when log is faster. The Windows evaluation covers 93 cases in fresh worker processes, with disjoint calibration and validation histories, controlled sensitivity experiments, Wine Quality and CO2 public sources, and repeated runs at 100,000 and 1,000,000 records. Its calibration winner uses log throughout the tested intervals, leaving the benefit of adaptive switching unresolved. CO2 supplies observed publication changes, whereas wine corrections are generated. We check diff outputs and historical states against semantic oracles and report algorithm, CLI-phase and whole-worker measurements with their respective boundaries. The findings describe trade-offs on the tested machines and histories. They do not establish an optimal crossover, storage-engine superiority or reproduction by an independent team.</w:t>
       </w:r>
       <w:r>
         <w:rPr>
@@ -183,7 +183,7 @@
           <w:color w:val="000000"/>
           <w:sz w:val="22"/>
         </w:rPr>
-        <w:t>A store that versions structured data needs to recover exact earlier states and compare them efficiently, even when updates affect only a few records. Simply archiving files does not provide all of these capabilities. Git links immutable, content-named objects through parent commits, offering a useful starting point [10]. Those objects represent files and directories. Record stores face a related problem: keys may remain in use while update density changes, and a comparison may cover just a few edits or many commits.</w:t>
+        <w:t>A versioned store for structured data must recover past states and compare them when only part of the data has changed. Saving complete files meets some of this need, but leaves record-level history and comparison to the application. Git provides a familiar model: immutable objects are identified by their content and connected through parent commits [10]. Those objects describe files and directories. A record store must also handle histories in which the same keys persist while update density and the number of intervening commits vary.</w:t>
       </w:r>
     </w:p>
     <w:p>
@@ -201,7 +201,7 @@
           <w:color w:val="000000"/>
           <w:sz w:val="22"/>
         </w:rPr>
-        <w:t>We investigate how two correct diff paths behave when they share the same fixed-depth Merkle hash trie, addressed operation history and durable representation. Path copying, cryptographic content addresses and SQLite transactions are established mechanisms. Our contribution is their explicit integration into an auditable comparison of selection policies, with matched semantic outputs and documented measurement boundaries. The scope is limited to the measured versioning operations and workloads, without implying lower costs for structured-data management generally.</w:t>
+        <w:t>We study two ways to compute a diff over a shared durable history. One aggregates operations from a log; the other prunes a Merkle hash trie using equal subtree hashes. Both use the same representation and return the same semantic output. Revon brings together established path-copying, content-addressing and SQLite transaction mechanisms so that we can compare these paths and a rule for selecting between them. The evaluation concerns the measured versioning operations and workloads, rather than the cost of structured-data management as a whole.</w:t>
       </w:r>
     </w:p>
     <w:p>
@@ -219,7 +219,7 @@
           <w:color w:val="000000"/>
           <w:sz w:val="22"/>
         </w:rPr>
-        <w:t>Dolt combines SQL with a commit graph and Prolly Trees [13, 28]. ForkBase contributes POS-Tree/SIRI storage and fork semantics [32], while Noms describes history-independent chunked collections [3]. Revon offers a narrower linear-history key/value prototype. We do not claim feature parity, a new family of persistent indexes, or a generally faster storage engine. The current comparison uses Revon's in-process API and Dolt's CLI; a separate phase breakdown makes the remaining interface costs explicit.</w:t>
+        <w:t>Dolt combines SQL, a commit graph and Prolly Trees [13, 28]. ForkBase provides POS-Tree/SIRI storage with fork semantics [32], and Noms describes history-independent chunked collections [3]. Revon focuses on a smaller interface: key/value operations over a linear history. Its purpose here is to support a controlled diff-path comparison, without claiming feature parity or a new family of persistent indexes. Cross-system measurements use Revon's in-process API and Dolt's CLI. We report the CLI phases separately to show the costs included in that comparison.</w:t>
       </w:r>
     </w:p>
     <w:p>
@@ -247,7 +247,7 @@
           <w:color w:val="000000"/>
           <w:sz w:val="22"/>
         </w:rPr>
-        <w:t>RQ1: What latency, storage and resource trade-offs are observed for complete versioning workflows, and how do API/CLI boundaries limit cross-system interpretation?</w:t>
+        <w:t>RQ1: What trade-offs in latency, persistent storage and worker resources arise in complete versioning workflows, and how do API/CLI boundaries affect their interpretation?</w:t>
       </w:r>
     </w:p>
     <w:p>
@@ -265,7 +265,7 @@
           <w:color w:val="000000"/>
           <w:sz w:val="22"/>
         </w:rPr>
-        <w:t>RQ2: How well does an operation-count selector carry from calibration to unseen generated histories when compared with both forced log and forced Merkle on the same representation?</w:t>
+        <w:t>RQ2: How does an operation-count selector perform on generated histories held out from calibration, compared with forced log and forced Merkle over the same representation?</w:t>
       </w:r>
     </w:p>
     <w:p>
@@ -283,7 +283,7 @@
           <w:color w:val="000000"/>
           <w:sz w:val="22"/>
         </w:rPr>
-        <w:t>RQ3: How do controlled changes in workload structure, payload and fixed-trie geometry affect differencing costs on the measured histories?</w:t>
+        <w:t>RQ3: How do workload structure, payload size and fixed-trie geometry affect differencing costs under controlled changes to the tested histories?</w:t>
       </w:r>
     </w:p>
     <w:p>
@@ -311,7 +311,7 @@
           <w:color w:val="000000"/>
           <w:sz w:val="22"/>
         </w:rPr>
-        <w:t>Implementation contribution: Revon integrates established content addressing, path copying and atomic SQLite persistence while exposing both diff paths under one encoded-value contract. This integration is an engineering contribution, not a claim to invent these mechanisms.</w:t>
+        <w:t>Implementation contribution: Revon combines content addressing, path copying and atomic SQLite persistence in a prototype that exposes both diff paths under one encoded-value contract. The engineering contribution is this integration and the ability to compare its paths under matched conditions.</w:t>
       </w:r>
     </w:p>
     <w:p>
@@ -329,7 +329,7 @@
           <w:color w:val="000000"/>
           <w:sz w:val="22"/>
         </w:rPr>
-        <w:t>Policy contribution: we specify and test an interpretable operation-count rule against its forced-path controls. The calibration choice is frozen before held-out evaluation; adverse choices and the possibility that always-log suffices are retained.</w:t>
+        <w:t>Policy contribution: we define an operation-count rule and compare its choices with both forced paths. Calibration is completed and the selected threshold recorded before held-out evaluation. The analysis includes adverse choices and considers whether always using log is sufficient for the tested histories.</w:t>
       </w:r>
     </w:p>
     <w:p>
@@ -347,7 +347,7 @@
           <w:color w:val="000000"/>
           <w:sz w:val="22"/>
         </w:rPr>
-        <w:t>Evidence contribution: observed diff outputs and historical states are checked against separately constructed oracles. Executed sources, raw measurements, failures, environment records and data preparation are retained, including the JSON repair and telemetry limitations.</w:t>
+        <w:t>Evidence contribution: separately constructed oracles check the observed diffs and historical states. The reproducibility materials preserve executed sources, raw measurements, environment records and data preparation, together with correctness checks and known telemetry limitations.</w:t>
       </w:r>
     </w:p>
     <w:p>
@@ -365,7 +365,7 @@
           <w:color w:val="000000"/>
           <w:sz w:val="22"/>
         </w:rPr>
-        <w:t>Evaluation contribution: the author-run Linux campaigns are analysed separately from the 93-case Windows evaluation with disjoint seeds, matched sensitivity controls, Wine Quality and CO2 public sources and repeated scale observations. No timing rows are pooled across these campaigns.</w:t>
+        <w:t>Evaluation contribution: the paper reports Linux workflow experiments and a 93-case Windows evaluation using disjoint calibration and validation seeds. The Windows design includes matched sensitivity controls, Wine Quality and CO2 sources, and repeated scale runs. We analyse each campaign according to its own experimental units and do not pool timing rows between campaigns.</w:t>
       </w:r>
     </w:p>
     <w:p>
@@ -383,7 +383,7 @@
           <w:color w:val="000000"/>
           <w:sz w:val="22"/>
         </w:rPr>
-        <w:t>Boundary of the contribution: the experiments concern single-writer linear histories and bounded workloads. They do not establish an optimal selector, a general geometry optimum, query-engine superiority or reproduction by an independent team.</w:t>
+        <w:t>The scope is a single-writer store with linear histories and bounded workloads. These experiments can identify trade-offs within that scope. They cannot establish a universally optimal selector or geometry, superiority of a query engine, or reproduction by an independent team.</w:t>
       </w:r>
     </w:p>
     <w:p>
@@ -431,7 +431,7 @@
           <w:color w:val="000000"/>
           <w:sz w:val="22"/>
         </w:rPr>
-        <w:t>A root digest in a Merkle tree authenticates the larger collection beneath it [22]. Content addressing appears in Git's software histories and in IPFS's networked content [10, 5]. Persistent data structures retain earlier states through path copying [14]. For dictionaries stored on disk, later designs include ordered stratified B-trees [31] and fully persistent B-trees [8]. Revon instead routes hashed keys through a fixed-depth trie. This allows hashes to prune a comparison, but sacrifices ordered range access. Scientific array systems take a different approach: SciDB and TimeArr use layouts and deltas suited to versioned arrays [27, 30]. Version access is also supported within a main-memory database by TardisDB, and replicated versioned structures for wide-area systems are studied by Saquib et al. [25, 26]. These designs help situate Revon's choices. They do not compare its log and Merkle paths on a common history.</w:t>
+        <w:t>A Merkle root authenticates the collection represented beneath it [22]. Git uses content addressing for software histories, while IPFS applies it to networked content [10, 5]. Path copying allows persistent structures to retain earlier states without copying everything [14]. Disk-oriented dictionaries include ordered stratified B-trees [31] and fully persistent B-trees [8]. Revon routes hashed keys through a fixed-depth trie: equal hashes can stop a diff traversal, but routing does not provide ordered range access. SciDB and TimeArr address versioned arrays through layouts and deltas suited to that setting [27, 30]. TardisDB supports version access in a main-memory database, and Saquib et al. study replicated versioned structures for wide-area systems [25, 26]. These studies explain several relevant design choices; they do not measure Revon's log and Merkle paths over a common history.</w:t>
       </w:r>
     </w:p>
     <w:p>
@@ -449,7 +449,7 @@
           <w:color w:val="000000"/>
           <w:sz w:val="22"/>
         </w:rPr>
-        <w:t>Merkle Search Trees use search-tree order and Merkle authentication to reconcile states [4]. Hashes also prune comparisons in Revon, but its routing is fixed-depth and its linear history is centralized, unlike a replicated CRDT. In LBFS, content-defined chunking identifies redundant content [23]. Dolt and Noms use related methods to choose boundaries. Such boundaries can improve deduplication when data shifts; ordered indexes, in turn, permit range operations. We evaluate neither of these capabilities in the Revon benchmark.</w:t>
+        <w:t>Merkle Search Trees combine search-tree ordering with Merkle authentication to reconcile states [4]. Revon also uses hashes to prune comparisons, but has fixed-depth routing and a centralized linear history rather than a replicated CRDT. LBFS uses content-defined chunking to find redundant content [23]; Dolt and Noms use related methods to determine chunk boundaries. Such boundaries can preserve deduplication as data shifts, while ordered indexes support range operations. Neither capability is evaluated by the Revon benchmark.</w:t>
       </w:r>
     </w:p>
     <w:p>
@@ -477,7 +477,7 @@
           <w:color w:val="000000"/>
           <w:sz w:val="22"/>
         </w:rPr>
-        <w:t>Dataset versioning must account for collaboration alongside the cost of storing and retrieving states. DataHub examines collaborative histories at scale [6]. Within a relational engine, Decibel supports branching and compares version-first, tuple-first and hybrid layouts [20]. OrpheusDB uses partitioning to improve version retrieval when versioning is added to an existing DBMS [19]. The storage/reconstruction trade-off is formalized by Bhattacherjee et al. [7]. Delta Lake builds ACID tables using transaction logs and checkpoints [2], while more recent work selects materialized versions and deltas on a version graph subject to storage and retrieval constraints [18]. Consistent identification and description of releases is the concern of the FAIR-compliant proposal [16]. It complements work on storage but does not specify a diff algorithm. Revon's key/value prototype covers a narrower problem and does not address these broader requirements of dataset management.</w:t>
+        <w:t>Dataset versioning involves collaboration as well as the cost of storing and recovering states. DataHub studies collaborative histories at scale [6]. Decibel supports relational branching and compares version-first, tuple-first and hybrid layouts [20]. OrpheusDB partitions data to improve version retrieval when versioning is added to an existing DBMS [19]. Bhattacherjee et al. formalize the storage/reconstruction trade-off [7]. Delta Lake uses transaction logs and checkpoints for ACID tables [2], and version-graph methods select materialized states and deltas under storage and retrieval constraints [18]. The FAIR-compliant proposal concerns consistent release identification and description [16], complementing storage work without specifying a diff algorithm. Revon's key/value interface addresses only part of this broader dataset-management problem.</w:t>
       </w:r>
     </w:p>
     <w:p>
@@ -505,7 +505,7 @@
           <w:color w:val="000000"/>
           <w:sz w:val="22"/>
         </w:rPr>
-        <w:t>Noms stores structured values in a Merkle DAG, with support for diff and synchronization [3]. In ForkBase, content addressing is combined with fork and deduplication semantics [32]. Dolt offers ordered indexing resembling a B-tree, structural sharing and native diff through content-addressed Prolly Trees [13, 28]. Git4Data supports snapshot, branch, diff and merge through SQL over a relational engine [17]. The manuscript available for that system is an arXiv preprint, so its reported results are not treated here as peer-reviewed or independently reproduced evidence. Revon's design is more limited. It uses fixed-depth hash routing in a single-writer key/value store with linear history, without SQL database capabilities or a branching system.</w:t>
+        <w:t>Noms represents structured values in a Merkle DAG and supports diff and synchronization [3]. ForkBase combines content addressing with fork and deduplication semantics [32]. Dolt provides structural sharing, native diff and ordered indexing through content-addressed Prolly Trees [13, 28]. Git4Data exposes snapshot, branch, diff and merge operations through SQL over a relational engine [17]. We use its available arXiv preprint to describe the abstraction, without treating the reported results as peer-reviewed or independently reproduced evidence. Revon has a narrower implementation: fixed-depth hash routing in a single-writer key/value store with linear history, without SQL or a branching interface.</w:t>
       </w:r>
     </w:p>
     <w:p>
@@ -523,7 +523,7 @@
           <w:color w:val="000000"/>
           <w:sz w:val="22"/>
         </w:rPr>
-        <w:t>The systems and studies closest to the implemented design are summarized in Table 1.</w:t>
+        <w:t>Table 1 summarizes the systems and studies most closely related to these implementation choices.</w:t>
       </w:r>
     </w:p>
     <w:p>
@@ -1678,7 +1678,7 @@
           <w:color w:val="000000"/>
           <w:sz w:val="22"/>
         </w:rPr>
-        <w:t>Retaining history, creating versions and later reconstructing or comparing them each impose costs. Snapshots make retrieval straightforward by copying even the unchanged records. Logs postpone work until replay or checkpointing. Path copying retains the unchanged structure and creates only the paths that changed [14, 7]. Physical layout influences version creation and retrieval in Decibel and OrpheusDB [20, 19], while graph-based analyses express the storage/retrieval trade-off directly [18]. Reproducibility studies address the preservation of builds and artifacts for inspection [1]. Preserving them does not demonstrate that a storage algorithm runs faster, so we report import, commit, checkout, diff and storage separately.</w:t>
+        <w:t>Version creation, storage, reconstruction and comparison place work at different points in a history. Complete snapshots make retrieval simple but copy unchanged records. Logs defer work to replay or checkpointing. Path copying shares unchanged structure and creates the paths affected by an update [14, 7]. Decibel and OrpheusDB show how layout affects version creation and retrieval [20, 19]; version-graph analyses make the storage/retrieval trade-off explicit [18]. Reproducibility studies examine how builds and artifacts can be preserved for inspection [1]. We therefore record import, commit, checkout, diff and storage separately, and treat artifact preservation as a condition for inspection rather than evidence of faster execution.</w:t>
       </w:r>
     </w:p>
     <w:p>
@@ -1696,7 +1696,7 @@
           <w:color w:val="000000"/>
           <w:sz w:val="22"/>
         </w:rPr>
-        <w:t>The meaning of a change depends on the research question. Differential dataflow updates query results incrementally as timestamped inputs change [21]. Data provenance explains why and where output facts originated [9]; DSLog records fine-grained array lineage and supports queries over it [33]. Explain-Da-V explains semantic dataset changes through data transformations [29]. Baseline's operation-based differencing accommodates refactorings and schema changes [15]. Revon's output identifies keys that were added, removed or modified between two states. It does not explain causes, transformation lineage, query effects or schema intent. Although these studies help position the work, their outputs and workloads do not permit direct timing comparisons with Revon's key/value diffs.</w:t>
+        <w:t>A change can mean more than a difference between stored values. Differential dataflow updates query results as timestamped inputs change [21]. Provenance explains where output facts came from and why they occur [9]. DSLog records fine-grained array lineage and supports queries over it [33]. Explain-Da-V relates semantic dataset changes to transformations [29], while Baseline's operation-based differencing handles refactorings and schema changes [15]. Revon reports keys added, removed or modified between two states. It does not infer causes, lineage, query effects or schema intent. The related studies provide useful context, but their outputs and workloads do not support direct timing comparisons with these key/value diffs.</w:t>
       </w:r>
     </w:p>
     <w:p>
@@ -1714,7 +1714,7 @@
           <w:color w:val="000000"/>
           <w:sz w:val="22"/>
         </w:rPr>
-        <w:t>We compare two correct diff paths over the same durable history, choosing a path from properties of the requested interval. Every Revon-H commit retains a Merkle root and an addressed changeset, so selection leaves version semantics unchanged. Our hypothesis is that log aggregation works well for short, sparse intervals, whereas hash pruning may be useful after longer sequences of operations. Whether the paths cross in performance requires measurement; the switching rule alone cannot establish it. Git4Data illustrates continuing work on database-native version control [17]. Our contribution is confined to adaptive differencing over a fixed-depth hash trie, with Snapshot and Log-only serving as representation baselines. Revon is not a general-purpose data-versioning platform. The retained Linux public-record extension uses generated updates to one TLC release. The Windows evaluation uses generated wine corrections and an observed CO2 publication sequence. These bounded sources do not establish performance across diverse domains, independent hardware, concurrent workloads or production systems.</w:t>
+        <w:t>Each Revon-H commit stores a Merkle root and a content-addressed changeset. Either diff path can therefore recover the same endpoint changes, leaving the selection rule free to choose how that work is done. We hypothesize that log aggregation suits short, sparse intervals and that hash pruning may help after longer operation sequences. Whether their costs cross is an empirical question. Git4Data illustrates the broader interest in database-native version control [17]. Here, Snapshot and Log-only provide representation baselines for a fixed-depth-trie comparison. The public workloads use generated corrections to TLC and wine records, and observed changes in a CO2 publication sequence. These sources do not establish performance across independent hardware, concurrent workloads or production systems.</w:t>
       </w:r>
     </w:p>
     <w:p>
@@ -1741,7 +1741,7 @@
           <w:color w:val="000000"/>
           <w:sz w:val="22"/>
         </w:rPr>
-        <w:t>Table 2 compares system abstractions and the evidence actually used here. A documented capability is not a benchmark result, and a system not evaluated here is not thereby unsupported. The cited ForkBase and Noms APIs describe typed collections; this study does not evaluate a relational layer over them. Git4Data is treated as a preprint about a different abstraction level [17].</w:t>
+        <w:t>Table 2 distinguishes the systems' abstractions from the evidence used in this paper. Its capability descriptions are not benchmark results. ForkBase and Noms document typed-collection APIs; we do not evaluate a relational layer over them. Git4Data is represented by a preprint at a different abstraction level [17]. An unevaluated capability should not be read as an unsupported capability.</w:t>
       </w:r>
     </w:p>
     <w:p>
@@ -2483,7 +2483,7 @@
           <w:color w:val="000000"/>
           <w:sz w:val="22"/>
         </w:rPr>
-        <w:t>The architecture and the scope implemented in this study are shown in Figure 1.</w:t>
+        <w:t>Figure 1 shows the implemented architecture and the operations covered by the evaluation.</w:t>
       </w:r>
     </w:p>
     <w:p>
@@ -2578,7 +2578,7 @@
           <w:color w:val="000000"/>
           <w:sz w:val="22"/>
         </w:rPr>
-        <w:t>Trie nodes and changesets are serialized as canonical JSON, with each object's SHA-256 digest serving as its name. The commit digest includes the root, parent, changeset, message and timestamp. Readable labels such as v1 and v2 are aliases and have no effect on object identity. The current commit is identified by a durable HEAD reference.</w:t>
+        <w:t>Revon serializes trie nodes and changesets as canonical JSON and names each object by its SHA-256 digest. A commit's digest covers its root, parent, changeset, message and timestamp. Human-readable labels such as v1 and v2 are aliases, so they do not affect object identity. A durable HEAD reference identifies the current commit.</w:t>
       </w:r>
     </w:p>
     <w:p>
@@ -2606,7 +2606,7 @@
           <w:color w:val="000000"/>
           <w:sz w:val="22"/>
         </w:rPr>
-        <w:t>The main experiment uses b=8 and d=4. At each level, routing takes three bits from SHA-256(key); twelve bits select among 4,096 possible leaf buckets. Because a bucket retains the full keys, a shared routing prefix does not make two keys indistinguishable. With uniform hashes, expected bucket occupancy is N/b^d. We evaluate other b,d pairs separately and make no assumption that the default is optimal.</w:t>
+        <w:t>The main configuration uses b=8 and d=4. Routing consumes three bits of SHA-256(key) at each level, selecting among 4,096 possible leaf buckets with twelve bits. Leaves retain full keys, so keys with a shared routing prefix remain distinguishable. Expected occupancy is N/b^d under uniform hashing. We evaluate other b,d combinations separately rather than assuming that this default minimizes cost.</w:t>
       </w:r>
     </w:p>
     <w:p>
@@ -2634,7 +2634,7 @@
           <w:color w:val="000000"/>
           <w:sz w:val="22"/>
         </w:rPr>
-        <w:t>Revon first canonicalizes a mutation batch and routes its keys, grouping updates that share a trie prefix. It rewrites each affected leaf once and rebuilds the ancestors on those paths. Unchanged child hashes are carried into the new internal nodes, allowing the unchanged structure to be shared. One SQLite transaction writes the resulting objects and changeset, commit metadata, version alias and measurements, and updates HEAD. When the repository is reopened, Revon verifies stored payload hashes and references.</w:t>
+        <w:t>For a mutation batch, Revon canonicalizes the values and groups keys that share a routing prefix. It rewrites each affected leaf once, then rebuilds the ancestors along the affected paths. Internal nodes retain unchanged child hashes, allowing the corresponding structure to be shared. A single SQLite transaction writes the objects, changeset, commit metadata, version alias and measurements, and updates HEAD. Reopening a repository verifies stored payload hashes and references.</w:t>
       </w:r>
     </w:p>
     <w:p>
@@ -2662,7 +2662,7 @@
           <w:color w:val="000000"/>
           <w:sz w:val="22"/>
         </w:rPr>
-        <w:t>The log path walks the ancestry of the requested interval and combines operations for each key. The Merkle path compares the roots recursively: equal hashes end that part of the search, while differing paths lead to examination of their entries. Before choosing a path, Revon-H validates both version identifiers, checks ancestry in each direction and counts the changeset operations. An available ancestor path with a count no greater than T is eligible for log aggregation. Otherwise, Revon-H uses Merkle comparison. For a reverse request on the log path, it exchanges old and new values. A version compared with itself gives an empty diff. Forced log rejects unrelated versions, and an unknown version raises an error. Revon-M always requests the Merkle path, although its public API for a version pair still checks ancestry. Both paths return the same sorted semantic diff; commit and checkout are separate operations.</w:t>
+        <w:t>Log differencing walks the requested ancestor interval and combines operations by key. Merkle differencing compares roots recursively, stopping at equal hashes and examining entries below unequal paths. Revon-H first validates the version identifiers, checks ancestry in both directions and counts changeset operations. An eligible ancestor interval uses log when the count is no greater than T; otherwise it uses Merkle. Reverse log requests exchange old and new values, and identity requests return an empty diff. Forced log rejects unrelated versions, while unknown identifiers raise an error. Revon-M always requests Merkle, although its public version-pair API also checks ancestry. Both paths return the same sorted semantic diff. Commit and checkout are timed as separate operations.</w:t>
       </w:r>
     </w:p>
     <w:p>
@@ -2680,7 +2680,7 @@
           <w:color w:val="000000"/>
           <w:sz w:val="22"/>
         </w:rPr>
-        <w:t>We retain T=4,096 in the main Linux workflow matrix, as specified in the original workflow protocol. A separate Linux control tests the earlier frozen candidate, T=16,384. The threshold counts operations, whereas b^d specifies bucket capacity. We tune neither parameter from the Linux results.</w:t>
+        <w:t>The Linux workflow matrix uses T=4,096, as fixed by its protocol. A separate Linux control tests T=16,384, chosen by an auxiliary calibration experiment. The threshold counts operations; b^d determines bucket capacity. Neither parameter is fitted to the Linux results.</w:t>
       </w:r>
     </w:p>
     <w:p>
@@ -2708,7 +2708,7 @@
           <w:color w:val="000000"/>
           <w:sz w:val="22"/>
         </w:rPr>
-        <w:t>Revon accepts JSON nulls, booleans, finite numbers, strings, lists and objects whose keys are strings. It validates and detaches input containers before retaining them, and returns detached containers through read and diagnostic views. Immutable scalars may be shared. Before any write, it rejects Python-only values that are unsupported, non-string keys in nested objects, non-finite numbers and cyclic containers. Value equality follows the existing v1 JSON encoding, which uses sorted object keys, compact separators and UTF-8, with NaN excluded. The encodings of true, 1, 1.0 and signed floating zero therefore stay distinct. These rules define the Python encoding contract; they do not assert conformance to a cross-language canonical-JSON standard.</w:t>
+        <w:t>Revon accepts JSON nulls, booleans, finite numbers, strings, lists and objects with string keys. It validates and detaches input containers before storing them and returns detached containers from read and diagnostic views. Immutable scalars can be shared. Unsupported Python values, nested non-string keys, non-finite numbers and cyclic containers are rejected before a write. Equality follows the v1 JSON encoding: sorted object keys, compact separators, UTF-8 and no NaN. Thus true, 1, 1.0 and signed floating zero retain distinct encodings. This is the prototype's Python encoding contract, not a claim of conformance to a cross-language canonical-JSON standard.</w:t>
       </w:r>
     </w:p>
     <w:p>
@@ -2726,7 +2726,7 @@
           <w:color w:val="000000"/>
           <w:sz w:val="22"/>
         </w:rPr>
-        <w:t>Algorithm 1 (batch update). Validate the inputs and take ownership of their values. Before interning, reject overlapping puts/deletes and deletions of missing keys. Read the old values and keep only changes to encoded identity. Group these effective mutations by routing prefix, then rewrite each touched leaf, sort its entries and hash the complete payload. Rebuild the affected ancestors while reusing unchanged child hashes, and record the addressed changeset and commit. The ownership invariant prevents callers from changing retained values through earlier inputs or supported reads.</w:t>
+        <w:t>Algorithm 1 (batch update). Validate the batch and take ownership of its values. Before interning any object, reject keys present in both puts and deletes and requests to delete missing keys. Read the old values and retain mutations that change encoded identity. Group them by routing prefix, rewrite each touched leaf, sort its entries and hash its complete payload. Rebuild affected ancestors using unchanged child hashes where possible, then record the content-addressed changeset and commit. Detaching values ensures that callers cannot alter stored history through input containers or supported reads.</w:t>
       </w:r>
     </w:p>
     <w:p>
@@ -2744,7 +2744,7 @@
           <w:color w:val="000000"/>
           <w:sz w:val="22"/>
         </w:rPr>
-        <w:t>Algorithm 2 (log composition). Traverse the ancestor interval chronologically. For each key, keep the existence/value at its first old endpoint and at its last new endpoint. Drop that key only if both endpoints agree in existence and encoded value. Thus, inserting and then deleting a key cancels, as does updating and then restoring its value; a null value is still distinct from an absent key. Sort the remaining keys. A reverse request exchanges the endpoints and swaps the added/deleted labels.</w:t>
+        <w:t>Algorithm 2 (log composition). Traverse the ancestor interval in chronological order. For each key, retain its existence and value at the first old endpoint and the last new endpoint. Remove it from the result only when both endpoints agree in existence and encoded value. An insertion followed by deletion cancels, as does an update followed by restoration. A null remains different from an absent key. Sort the remaining keys; for a reverse request, exchange endpoints and swap the added/deleted labels.</w:t>
       </w:r>
     </w:p>
     <w:p>
@@ -2762,7 +2762,7 @@
           <w:color w:val="000000"/>
           <w:sz w:val="22"/>
         </w:rPr>
-        <w:t>Algorithm 3 (selection). Validate the versions and check ancestry in either direction. Add the changeset operation counts across the interval. Choose log for an eligible interval whose count is at most T, and Merkle otherwise. Merkle comparison skips addressed subtrees with equal hashes and compares values in unequal leaves. Both paths use the same encoded-identity rule and return detached outputs.</w:t>
+        <w:t>Algorithm 3 (selection). Validate the version pair and check ancestry in either direction. Sum changeset operation counts over the interval. Select log for an eligible interval with a count at most T, and Merkle otherwise. Merkle traversal skips equal-hash subtrees and compares values in unequal leaves. Both paths apply the same encoded-identity rule and detach returned values.</w:t>
       </w:r>
     </w:p>
     <w:p>
@@ -2780,7 +2780,7 @@
           <w:color w:val="000000"/>
           <w:sz w:val="22"/>
         </w:rPr>
-        <w:t>Cost model. Let N denote the record count, d the depth, b the branching factor, m the keys in a batch, h the interval length, p the accumulated operations, u the distinct interval keys and s the serialized output bytes. Expected leaf occupancy under uniform routing is N/(b^d), with N as the worst case. Processing a batch involves validating and copying inputs, performing m routed lookups of old values and scanning the occupied leaves. Touched leaves must be sorted and serialized, and affected internal child maps must be copied. The work therefore cannot be bounded by a dataset-independent O(d).</w:t>
+        <w:t>Cost model. Let N be the record count, d the depth, b the branching factor, m the keys in a batch, h the interval length, p the accumulated operations, u the distinct interval keys and s the serialized output bytes. Under uniform routing, expected leaf occupancy is N/(b^d); in the worst case it is N. A batch must validate and copy inputs, perform m routed old-value lookups and scan occupied leaves. Touched leaves are sorted and serialized, and affected internal child maps are copied. These costs prevent a dataset-independent O(d) bound for batch processing.</w:t>
       </w:r>
     </w:p>
     <w:p>
@@ -2798,7 +2798,7 @@
           <w:color w:val="000000"/>
           <w:sz w:val="22"/>
         </w:rPr>
-        <w:t>Log composition includes ancestry traversal and O(p + u log u) work, together with encoded-value comparisons and output copying/serialization. For Merkle comparison, the work depends on the node pairs visited, sorting child slots and the leaf entries examined, as well as comparing values and sorting the output. Both public version-pair modes traverse ancestry. A reverse request may initially walk to genesis in the direction that fails. Producing the output costs at least an amount proportional to s. Larger JSON values introduce comparison and copying costs beyond those characterized by scalar-only benchmarks.</w:t>
+        <w:t>Log composition traverses ancestry and performs O(p + u log u) work, in addition to encoded-value comparisons and output copying/serialization. Merkle cost depends on the node pairs visited, child-slot sorting and leaf entries examined, followed by value comparison and output sorting. Both public version-pair modes traverse ancestry. For a reverse request, the unsuccessful direction may first walk to genesis. Output construction requires work at least proportional to s. Large JSON values add comparison and copying costs that scalar-only benchmarks do not characterize.</w:t>
       </w:r>
     </w:p>
     <w:p>
@@ -2816,7 +2816,7 @@
           <w:color w:val="000000"/>
           <w:sz w:val="22"/>
         </w:rPr>
-        <w:t>Historical nodes, changesets and commits are loaded eagerly from SQLite into memory. Although the repository stores its objects durably, they are resident while Revon runs, and the retained history must fit in memory. The amount of retained payload determines the work of opening and verifying a repository. No disk-page cache or eviction policy is provided. The atomicity of SQLite persistence does not demonstrate the production concurrency or operational guarantees that we have not tested.</w:t>
+        <w:t>Revon loads retained nodes, changesets and commits eagerly from SQLite. Objects are durable on disk but resident while the prototype runs, so the retained history must fit in memory. Opening and verifying a repository also depends on its retained payload. There is no disk-page cache or eviction policy. SQLite transaction atomicity provides a persistence mechanism; production concurrency and operational guarantees require tests beyond this evaluation.</w:t>
       </w:r>
     </w:p>
     <w:p>
@@ -2834,7 +2834,7 @@
           <w:color w:val="000000"/>
           <w:sz w:val="22"/>
         </w:rPr>
-        <w:t>Figure 2 traces the decision made for a version pair, showing the eligibility checks and the treatment of reverse requests.</w:t>
+        <w:t>Figure 2 follows selection for a version pair, including eligibility checks and reverse requests.</w:t>
       </w:r>
     </w:p>
     <w:p>
@@ -2901,7 +2901,7 @@
           <w:i/>
           <w:sz w:val="18"/>
         </w:rPr>
-        <w:t>Fig 2. Actual hybrid selection for a version pair; T denotes the operation threshold. Invalid versions raise an error before selection. Both paths share the persistent trie</w:t>
+        <w:t>Fig 2. Diff-path selection for a version pair. T is the operation threshold. Invalid versions raise an error before selection, and both paths use the same persistent trie</w:t>
       </w:r>
     </w:p>
     <w:p>
@@ -2949,7 +2949,7 @@
           <w:color w:val="000000"/>
           <w:sz w:val="22"/>
         </w:rPr>
-        <w:t>The retained primary campaign ran on a separate Ubuntu n2-standard-4 cloud VM; Table 3 identifies its environment and two source snapshots. The Windows campaign ran on a separate author-operated host. Differences in hardware, OS, runtime and storage remain confounded, and neither campaign is an independent-party reproduction.</w:t>
+        <w:t>The Linux experiments ran on an Ubuntu n2-standard-4 cloud VM. Table 3 records the environment and identifies the executed sources. The Windows experiments ran on a separate computer operated by the authors. Hardware, OS, runtime and storage differ together between the campaigns, preventing attribution of their differences to any one factor. Both campaigns were conducted by the authors.</w:t>
       </w:r>
     </w:p>
     <w:p>
@@ -2969,7 +2969,7 @@
         </w:rPr>
         <w:t>Table 3</w:t>
         <w:br/>
-        <w:t>Linux environment and separately retained evidence</w:t>
+        <w:t>Linux execution environment and source records</w:t>
       </w:r>
     </w:p>
     <w:tbl>
@@ -3408,8 +3408,7 @@
           <w:p>
             <w:pPr>
               <w:keepNext/>
-              <w:widowControl/>
-              <w:spacing w:after="40" w:before="40" w:line="219" w:lineRule="exact"/>
+              <w:spacing w:before="40" w:after="40" w:line="219" w:lineRule="exact"/>
               <w:ind w:firstLine="0"/>
               <w:jc w:val="left"/>
             </w:pPr>
@@ -3419,7 +3418,7 @@
                 <w:b w:val="0"/>
                 <w:sz w:val="18"/>
               </w:rPr>
-              <w:t>linux-validation-20261008: archived repaired source, fixed before measurement</w:t>
+              <w:t>linux-validation-20261008: executed source, fixed before measurement</w:t>
             </w:r>
           </w:p>
         </w:tc>
@@ -3568,7 +3567,7 @@
           <w:color w:val="000000"/>
           <w:sz w:val="22"/>
         </w:rPr>
-        <w:t>Each campaign retains source hashes, a frozen protocol, environment records, correctness proofs and raw observations. The Linux preflight gates passed 67 and 69 tests; the Windows preflight gate passed 77. Packaging failures and the public-data premeasurement exclusion remain documented. Detailed records and commands are described in Appendices A and B.</w:t>
+        <w:t>Each campaign records its executed source hashes, fixed protocol, environment, correctness checks and raw observations. The Linux preflight suites passed 67 and 69 tests; the Windows suite passed 77. The records include setup failures and the public-data exclusion made before timing. Appendices A and B explain access and give the detailed procedures.</w:t>
       </w:r>
     </w:p>
     <w:p>
@@ -3596,7 +3595,7 @@
           <w:color w:val="000000"/>
           <w:sz w:val="22"/>
         </w:rPr>
-        <w:t>The variants retain history in different ways. Snapshot stores a complete state at every version; Log-only stores the starting state and subsequent operations. Revon-M requests Merkle diff, whereas Revon-H chooses its diff path. Dolt uses a primary-key SQL table and returns native JSON diff. For Dolt, SQL INSERT and CSV table import are timed separately, giving six workflow variants across five systems. Their later operations follow the same semantic contract, although their interfaces and storage features differ. The figures use the workload identifiers assigned in Table 4.</w:t>
+        <w:t>The five systems provide six workflows. Snapshot stores a full state at each version; Log-only stores an initial state and subsequent operations. Revon-M requests Merkle diff, and Revon-H selects a path. Dolt stores records in a primary-key SQL table and returns its native JSON diff. We time SQL INSERT and CSV table import as separate Dolt workflows. Subsequent operations follow the same semantic output contract despite differences in interfaces and storage features. Table 4 defines the workload IDs used in the figures.</w:t>
       </w:r>
     </w:p>
     <w:p>
@@ -4850,7 +4849,7 @@
           <w:color w:val="000000"/>
           <w:sz w:val="22"/>
         </w:rPr>
-        <w:t>Eight synthetic scenarios, each with six variants, two warm-ups and seven measured trials, account for 432 executions. The public-record cases contribute 27 executions across Revon-M, Revon-H and Dolt SQL, and the two threshold controls contribute another 54. Three million-row diagnostics bring the campaign to 516 executions: 114 warm-ups, 399 measured trials and three diagnostics. All 516 finished with verified outputs. Failed timing executions are not silently replaced or omitted.</w:t>
+        <w:t>The eight synthetic scenarios each use six variants, two warm-ups and seven measured trials, accounting for 432 executions. Public-record workloads contribute 27 executions across Revon-M, Revon-H and Dolt SQL. The threshold controls contribute 54, and the three million-row diagnostics complete the total of 516: 114 warm-ups, 399 measured trials and three diagnostics. Every execution finished with verified output. The accounting does not silently replace or omit failed timing executions.</w:t>
       </w:r>
     </w:p>
     <w:p>
@@ -4878,7 +4877,7 @@
           <w:color w:val="000000"/>
           <w:sz w:val="22"/>
         </w:rPr>
-        <w:t>The public-data extension uses NYC TLC's January 2024 yellow-taxi release [24]. A checksum fixes the Parquet input, which has 2,964,624 rows. With seed 20261001, we use a dispersed affine permutation to obtain nested subsets of 10,000, 100,000 and 1,000,000 rows. We retain eleven fields: vendor, pickup/drop-off times, passenger count, distance, pickup/drop-off locations, payment type, fare, tip and total. Each key is formed from the release, the file-checksum prefix and the physical row ordinal. It identifies a row within this fixed file, not the same trip in different releases. Values, including nulls, are serialized as compact UTF-8 JSON with sorted keys. In the million-row subset, 47,277 passenger counts are missing, and serialization succeeds for every row. Identical field values do not cause rows to be combined. The affine permutation used for sampling is not uniformly random.</w:t>
+        <w:t>The TLC workload uses the January 2024 yellow-taxi release [24], whose checksum fixes a Parquet input of 2,964,624 rows. A dispersed affine permutation with seed 20261001 produces nested subsets of 10,000, 100,000 and 1,000,000 rows. We retain eleven fields: vendor, pickup/drop-off times, passenger count, distance, pickup/drop-off locations, payment type, fare, tip and total. Keys combine the release, file-checksum prefix and physical row ordinal. They identify records within that file, without asserting trip identity across releases. Values, including nulls, use compact UTF-8 JSON with sorted keys. The million-row subset contains 47,277 missing passenger counts; every row serializes successfully. Identical field values do not merge rows. This affine sampling procedure is not uniformly random.</w:t>
       </w:r>
     </w:p>
     <w:p>
@@ -4896,7 +4895,7 @@
           <w:color w:val="000000"/>
           <w:sz w:val="22"/>
         </w:rPr>
-        <w:t>We generate the public edit histories with ten commits. On the 100,000-row subset in the Linux campaign, a commit makes 100 corrections; in the million-row diagnostic, it makes 1,000. A correction adds 0.01 to both fare and total, leaving the other retained fields untouched. All systems receive identical records and mutations. These edits are constructed for the experiment and are not observed longitudinal changes. The public-data builder ignores the inherited payload_bytes=8 field in the configuration. All eleven fields remain in a public value, and payload size is accounted for through the measured serialized bytes. The harness stores a canonical record as a JSON-encoded string in the common value column. We therefore do not measure native mutation of nested objects or queries on individual fields.</w:t>
+        <w:t>We construct ten-commit TLC histories. Each commit changes 100 records in the Linux 100,000-row workload and 1,000 records in the million-row diagnostic. A correction adds 0.01 to fare and total while leaving other retained fields unchanged. All systems receive identical inputs and mutations. These are generated edits, not observed trip revisions. The public-data builder ignores the configuration's inherited payload_bytes=8 field and retains all eleven source fields; measured serialized bytes determine payload size. Each canonical record is stored as a JSON-encoded string in the common value column. The experiment therefore measures neither native nested-object mutation nor queries on individual fields.</w:t>
       </w:r>
     </w:p>
     <w:p>
@@ -4924,7 +4923,7 @@
           <w:color w:val="000000"/>
           <w:sz w:val="22"/>
         </w:rPr>
-        <w:t>The workflow is preparation, repository construction, timed operations, semantic verification and analysis. Initial import, commit, diff and checkout have separate boundaries. Diff outputs use the same sorted key and old/new-value-hash contract. Table 5 separates algorithm work from interface and worker costs; correctness checks and decision probes are outside operation timers.</w:t>
+        <w:t>Each workflow proceeds through preparation, repository construction, timed operations, correctness verification and analysis. Import, commit, diff and checkout have separate timing boundaries. A diff returns sorted keys with old/new-value hashes under a common output contract. Table 5 distinguishes algorithm work, interface costs and whole-worker measurements. Correctness checks and decision probes run outside the operation timers.</w:t>
       </w:r>
     </w:p>
     <w:p>
@@ -5454,7 +5453,7 @@
                 <w:b w:val="0"/>
                 <w:sz w:val="18"/>
               </w:rPr>
-              <w:t>Closed local files; old Linux conditioning retained</w:t>
+              <w:t>Windows: closed files; Linux: before close/compaction</w:t>
             </w:r>
           </w:p>
         </w:tc>
@@ -5523,7 +5522,7 @@
           <w:color w:val="000000"/>
           <w:sz w:val="22"/>
         </w:rPr>
-        <w:t>For each execution, we compare the observed endpoint diff and every historical state with independent workload oracles. Revon also checks reverse/identity requests, stored-object integrity and reopen behaviour. Audits reconstruct the plan and semantic hashes; they verify internal consistency, not a fresh timing experiment.</w:t>
+        <w:t>We compare the observed endpoint diff and every historical state with workload oracles constructed separately from the storage implementation. Revon additionally checks reverse and identity requests, stored-object integrity and reopening. Audits reconstruct the plan and semantic hashes to check internal consistency. They do not repeat the timing experiment.</w:t>
       </w:r>
     </w:p>
     <w:p>
@@ -5541,7 +5540,7 @@
           <w:color w:val="000000"/>
           <w:sz w:val="22"/>
         </w:rPr>
-        <w:t>The historical Linux estimates use seven fresh-repository trials and paired percentile-bootstrap timing intervals for fixed histories. The Windows campaign records seven cached queries within each fresh repository and reports independent-history or repository medians separately. These experimental units are not interchangeable; neither estimates a population of machines.</w:t>
+        <w:t>Linux estimates use seven fresh-repository trials for each fixed history, with paired percentile-bootstrap timing intervals. Windows cases use seven cached queries within a fresh repository and report medians across generated histories or repository repetitions separately. These are different experimental units. Neither campaign samples a population of machines.</w:t>
       </w:r>
     </w:p>
     <w:p>
@@ -5559,7 +5558,7 @@
           <w:color w:val="000000"/>
           <w:sz w:val="22"/>
         </w:rPr>
-        <w:t>Resource sampling covers the worker and observed descendants, including setup and verification. It is not product-only memory or operation-only CPU. The primary Linux read-counter ambiguity is retained; the Linux supplement and Windows sampler distinguish supported zero counters from missing counters. Windows process I/O bytes are not direct physical-disk traffic.</w:t>
+        <w:t>The sampler covers the worker and observed descendants, including setup and verification. Its CPU and memory measurements cannot be assigned solely to the storage implementation. Primary Linux read-counter records do not distinguish supported zero values from missing counters. The Linux supplement and Windows sampler make that distinction explicitly. Windows process I/O bytes still do not measure direct physical-disk traffic.</w:t>
       </w:r>
     </w:p>
     <w:p>
@@ -5577,7 +5576,7 @@
           <w:color w:val="000000"/>
           <w:sz w:val="22"/>
         </w:rPr>
-        <w:t>Repository footprint measures persistent files, including metadata and representation costs. The Linux measurement is taken before closing/compacting; the Windows measurement follows close and the specified verification steps. These differently conditioned values are not pooled or interpreted as pure tree overhead.</w:t>
+        <w:t>Repository footprint includes persistent metadata and representation costs. Linux directory size is recorded before closing or compacting; Windows size is recorded after closing and the specified verification steps. We keep these measurements separate because their conditioning differs. Neither is a measure of tree overhead alone.</w:t>
       </w:r>
     </w:p>
     <w:p>
@@ -5605,7 +5604,7 @@
           <w:color w:val="000000"/>
           <w:sz w:val="22"/>
         </w:rPr>
-        <w:t>An existing Windows calibration/held-out study selected the largest candidate, T=16,384; it did not identify a crossover. The Linux threshold controls preserve that choice. The Windows campaign uses a separately frozen design, source snapshot and disjoint seeds, described below; its threshold results are analysed separately.</w:t>
+        <w:t>An auxiliary Windows calibration experiment selected T=16,384, the largest candidate in that experiment, without identifying a crossover. The Linux threshold controls use that choice unchanged. The Windows selector experiment below has its own fixed design, executed source and disjoint calibration/validation seeds. Its threshold results are analysed separately.</w:t>
       </w:r>
     </w:p>
     <w:p>
@@ -5623,7 +5622,7 @@
           <w:color w:val="000000"/>
           <w:sz w:val="22"/>
         </w:rPr>
-        <w:t>The retained Linux controls compare forced log, forced Merkle and T=16,384 hybrid at 8,192 and 32,768 operations over 10,000 rows. The Windows measurements do not retune these controls.</w:t>
+        <w:t>The Linux control compares forced log, forced Merkle and T=16,384 hybrid over 10,000 rows at 8,192 and 32,768 accumulated operations. Windows outcomes do not determine or retune this control.</w:t>
       </w:r>
     </w:p>
     <w:p>
@@ -5641,7 +5640,7 @@
           <w:color w:val="000000"/>
           <w:sz w:val="22"/>
         </w:rPr>
-        <w:t>The Linux geometry supplement evaluates five configurations on one fixed spread workload. The local sensitivity experiment adds three generated histories and matched equal-capacity geometries. Bucket capacity and operation threshold remain distinct parameters; neither study establishes a universal geometry optimum.</w:t>
+        <w:t>The Linux geometry experiment uses five configurations on one fixed spread workload. Windows sensitivity cases use three generated histories and matched equal-capacity geometries. Bucket capacity and the operation threshold are separate parameters. The experiments describe their tested settings rather than establishing a generally optimal geometry.</w:t>
       </w:r>
     </w:p>
     <w:p>
@@ -5660,7 +5659,7 @@
           <w:i/>
           <w:sz w:val="22"/>
         </w:rPr>
-        <w:t xml:space="preserve">4.6. Separate local calibration and validation.  </w:t>
+        <w:t xml:space="preserve">4.6. Windows calibration and validation.  </w:t>
       </w:r>
       <w:r>
         <w:rPr>
@@ -5668,7 +5667,7 @@
           <w:color w:val="000000"/>
           <w:sz w:val="22"/>
         </w:rPr>
-        <w:t>The local campaign fixes N=12,000, H=8, payload=32 bytes and b=8,d=4 for the primary selector comparison. Two calibration seeds and three different validation seeds cross spread/repeated-key histories with 64, 512 and 4,096 changes per commit. Forced log, forced Merkle and T=512/4,096/16,384/65,536 hybrid share a durable representation within each case. Two warm-ups precede seven measured query blocks; configuration order is deterministically shuffled. Each case starts in a fresh worker, while queries within it share resident objects and filesystem cache. No cold-cache condition is claimed.</w:t>
+        <w:t>The Windows selector comparison fixes N=12,000, H=8, payload=32 bytes and b=8,d=4. Two calibration seeds and three distinct validation seeds cross spread/repeated-key histories with 64, 512 and 4,096 changes per commit. Each case uses the same durable representation for forced log, forced Merkle and hybrid thresholds T=512/4,096/16,384/65,536. Two warm-ups precede seven measured query blocks, with configuration order deterministically shuffled. Cases start in fresh workers; queries within a case share resident objects and filesystem cache. This is not a cold-cache design.</w:t>
       </w:r>
     </w:p>
     <w:p>
@@ -5685,7 +5684,7 @@
           <w:color w:val="000000"/>
           <w:sz w:val="22"/>
         </w:rPr>
-        <w:t>Calibration minimises the equally weighted mean of hybrid case medians normalised by the lower forced-path median; exact ties choose the smaller T. The selected parameter and UTC time are written before the first validation worker starts. Validation outcomes do not select a new winner. Sensitivity changes rows, history interval, payload, geometry and routing in a prespecified staged design. At fixed accumulated operations, interval length and changes per commit trade off; the design is not a full factorial. Appendices and retained protocols give all seeds and matched controls.</w:t>
+        <w:t>For calibration, we normalize each hybrid case median by the lower forced-path median, then minimize the equally weighted mean across cases. Exact ties select the smaller T. The threshold and selection time are recorded in UTC before the first validation worker starts; validation does not select a different winner. Sensitivity cases vary rows, history interval, payload, geometry and routing in a prespecified staged design. Holding accumulated operations fixed makes interval length trade off against changes per commit, so the design is not fully factorial. The appendices and protocols specify all seeds and matched controls.</w:t>
       </w:r>
     </w:p>
     <w:p>
@@ -5704,7 +5703,7 @@
           <w:i/>
           <w:sz w:val="22"/>
         </w:rPr>
-        <w:t xml:space="preserve">4.7. Additional public histories and repeated scale.  </w:t>
+        <w:t xml:space="preserve">4.7. Public histories and repeated scale experiments.  </w:t>
       </w:r>
       <w:r>
         <w:rPr>
@@ -5712,7 +5711,7 @@
           <w:color w:val="000000"/>
           <w:sz w:val="22"/>
         </w:rPr>
-        <w:t>Wine Quality contributes 6,497 red/white records, keyed by colour and source row ordinal [11]. Eight batches of 64 seeded quality-field corrections are generated for each of three histories; they are not observed specimen revisions. The CO2 package supplies published NOAA-derived CSV revisions [12]. We retain the eleven most recent file-changing snapshots acquired before timing and exclude one header-only publication failure before freezing the experiment. Ten populated snapshots give nine observed transitions, initially 812 records. The source contains unnamed trailing columns, which are preserved as additional fields. Dates identify records; CSV row order and formatting are discarded. The result is a published repository history, not NOAA transaction logs or atmospheric-science evidence.</w:t>
+        <w:t>Wine Quality supplies 6,497 red/white records, keyed by colour and source row ordinal [11]. For each of three histories, we generate eight batches of 64 seeded corrections to the quality field. These are not observed specimen revisions. The CO2 package provides published NOAA-derived CSV revisions [12]. Before freezing the experiment, we acquire the eleven most recent file-changing snapshots and exclude one header-only publication failure. Ten populated snapshots yield nine observed transitions, starting from 812 records. Unnamed trailing columns are retained as extra fields. Dates identify records; CSV ordering and formatting do not enter the state comparison. This is an observed repository publication history, not NOAA transaction logs or evidence about atmospheric science.</w:t>
       </w:r>
     </w:p>
     <w:p>
@@ -5729,7 +5728,7 @@
           <w:color w:val="000000"/>
           <w:sz w:val="22"/>
         </w:rPr>
-        <w:t>Three CO2 repositories repeat the same observed history, whereas wine and scale use distinct generated seeds. Each source is measured through Revon-M, T=4,096 Revon-H and native Dolt JSON diff, rotating model order across runs. The scale study holds H=4, C=64 and payload=32 fixed at 100,000 and 1,000,000 records, with three seeds per size/system. Medians and ranges of repository medians remain descriptive. Source URLs, licences, versions, byte checksums and transformation rules accompany the data; a bounded publication history was chosen instead of bulk Software Heritage acquisition on this host.</w:t>
+        <w:t>The three CO2 repositories repeat one observed sequence. Wine and scale repositories instead use distinct generated seeds. Each public source is measured through Revon-M, T=4,096 Revon-H and native Dolt JSON diff, with model order rotated across runs. Scale experiments fix H=4, C=64 and payload=32 at 100,000 and 1,000,000 records, using three seeds per size/system. We report medians and ranges across repository medians descriptively. The accompanying metadata records source URLs, licences, acquisition versions, checksums and transformations. A bounded publication history made source acquisition feasible on the available host without a bulk Software Heritage collection.</w:t>
       </w:r>
     </w:p>
     <w:p>
@@ -5746,7 +5745,7 @@
           <w:color w:val="000000"/>
           <w:sz w:val="22"/>
         </w:rPr>
-        <w:t>The complete count matrix is retained in Table 17 in Appendix B; exact public-data checksums and the original Linux public protocol are in Table 16 there. The main text retains timing boundaries and experimental units needed to interpret the results.</w:t>
+        <w:t>Appendix B contains the execution-count matrix in Table 17 and the TLC checksums and Linux public-data protocol in Table 16. The main text defines timing boundaries and experimental units so that the results can be interpreted without reconstructing the full execution manifest.</w:t>
       </w:r>
     </w:p>
     <w:p>
@@ -5794,7 +5793,7 @@
           <w:color w:val="000000"/>
           <w:sz w:val="22"/>
         </w:rPr>
-        <w:t>Revon-M and Revon-H store the same persistent representation and changesets. The ablation therefore changes the requested diff strategy. Figure 3 and Table 6 report all nine comparisons with repeated trials. Eight hybrid intervals exclude parity, while the interval for dense S3 includes one. The sparse and repeated-key cases show the benefit of access to log aggregation under these conditions. They do not demonstrate that switching is universally advantageous or that it saves storage at the representation level.</w:t>
+        <w:t>Revon-M and Revon-H retain identical persistent structures and changesets, so this ablation changes only the requested diff strategy. Figure 3 and Table 6 include all nine repeated-trial comparisons. Eight hybrid intervals exclude parity; the dense S3 interval contains one. Log access helps on the tested sparse and repeated-key histories. That finding concerns diff execution: selecting log does not reduce the stored representation, and the result does not establish that switching helps every workload.</w:t>
       </w:r>
     </w:p>
     <w:p>
@@ -5861,7 +5860,7 @@
           <w:i/>
           <w:sz w:val="18"/>
         </w:rPr>
-        <w:t>Fig 3. Linux Revon-M and Revon-H diff comparison. (a) Median latency with interquartile ranges on a logarithmic axis; paired medians are connected within each workload. (b) Median matched-trial M/H latency ratio with paired percentile bootstrap 95% intervals (20,000 resamples); the dashed line denotes parity. Each workload has seven measured trials. The highlighted S3 dense case has an interval containing parity; the other eight favour H. Ratios are medians of matched-trial ratios, not ratios of the two latency medians. Workload definitions are in Table 4. These intervals concern repeated timings for fixed histories on one VM, not independent datasets or machines.</w:t>
+        <w:t>Fig 3. Linux diff comparison for Revon-M and Revon-H. (a) Median latency and interquartile ranges on a logarithmic axis, with workload pairs connected. (b) Median matched-trial M/H ratio and paired percentile-bootstrap 95% intervals from 20,000 resamples. The dashed line marks parity. Each workload contributes seven measured trials. S3 is highlighted because its interval includes parity; the other eight favour H. A median of trial ratios need not equal the ratio of the latency medians. Table 4 defines the workloads. These intervals describe repeated timings of fixed histories on one VM, not variation across independent datasets or machines.</w:t>
       </w:r>
     </w:p>
     <w:p>
@@ -7402,7 +7401,7 @@
           <w:color w:val="000000"/>
           <w:sz w:val="22"/>
         </w:rPr>
-        <w:t>In P1, the median diff latency is 41.964 ms for Revon-H and 60.597 ms for forced Merkle. Both process the same eleven-field public records with the same generated updates. S3 reaches 10,000 accumulated operations, causing H to use Merkle. Its near-parity result is consistent with the variants sharing a diff path, with selection work added for H.</w:t>
+        <w:t>For P1, median diff latency is 41.964 ms with Revon-H and 60.597 ms with forced Merkle. Both receive the same eleven-field public records and generated edits. S3 contains 10,000 accumulated operations, so H selects Merkle. Its near-parity result is consistent with a shared diff path plus selection work in H.</w:t>
       </w:r>
     </w:p>
     <w:p>
@@ -7430,7 +7429,7 @@
           <w:color w:val="000000"/>
           <w:sz w:val="22"/>
         </w:rPr>
-        <w:t>Both threshold workloads appear in Figure 4 and Table 7, including the case that contradicts the frozen policy's choice. H uses log at 8,192 operations. At 32,768 operations it switches to Merkle, despite forced log being faster in each of the seven matched measured trials. Operation count by itself therefore fails to select the fastest path in these cases. The Linux control fulfils the validation task, but the optimal threshold remains unresolved.</w:t>
+        <w:t>Figure 4 and Table 7 show both threshold controls, including the adverse choice. Hybrid uses log at 8,192 operations, then switches to Merkle at 32,768. Forced log is faster in all seven matched measured trials at the larger count. An operation count alone therefore does not select the fastest path in these cases. This control tests the fixed choice on Linux; it leaves the best threshold unresolved.</w:t>
       </w:r>
     </w:p>
     <w:p>
@@ -7497,7 +7496,7 @@
           <w:i/>
           <w:sz w:val="18"/>
         </w:rPr>
-        <w:t>Fig 4. Linux control for the previously frozen T=16,384 policy; medians and IQRs from seven measured trials per path, with different history lengths labelled explicitly</w:t>
+        <w:t>Fig 4. Linux control for the fixed T=16,384 policy. Points and bars show medians and IQRs from seven measured trials per path; labels distinguish the history lengths</w:t>
       </w:r>
     </w:p>
     <w:p>
@@ -8033,7 +8032,7 @@
           <w:color w:val="000000"/>
           <w:sz w:val="22"/>
         </w:rPr>
-        <w:t>Table 8 compares the canonical diff outputs of the Revon-H API and Dolt SQL/CLI workflows. Each of the nine paired Dolt/H intervals lies above one. This finding applies to the complete workflows. The measurements combine data-structure costs with process startup, language, serialization, query execution and resident state. Figure 5 presents commit and checkout separately, preventing the diff result from being interpreted as an advantage for every operation.</w:t>
+        <w:t>Table 8 compares complete canonical-diff workflows through Revon-H's API and Dolt's SQL/CLI interface. All nine paired Dolt/H intervals lie above one. The timed work includes data structures, process startup, language, serialization, query execution and resident state, so the ratios cannot isolate storage-engine performance. Figure 5 reports commit and checkout separately to show how costs differ across operations.</w:t>
       </w:r>
     </w:p>
     <w:p>
@@ -9336,7 +9335,7 @@
           <w:i/>
           <w:sz w:val="18"/>
         </w:rPr>
-        <w:t>Fig 5. Linux incremental-commit and full-checkout latency for Revon-H and Dolt SQL/CLI; points show medians and bars show IQRs of seven trials, using logarithmic latency</w:t>
+        <w:t>Fig 5. Linux incremental-commit and full-checkout latency for Revon-H and Dolt SQL/CLI. Points are medians and bars are IQRs over seven trials; latency axes are logarithmic</w:t>
       </w:r>
     </w:p>
     <w:p>
@@ -9364,7 +9363,7 @@
           <w:color w:val="000000"/>
           <w:sz w:val="22"/>
         </w:rPr>
-        <w:t>Figure 6 and Table 9 place the latency results alongside repository footprint and RSS for the complete worker. Addressed changesets are retained by both M and H. Their small measured directory-size difference arises from the workflows: taking the log path does not discard trie data. Dolt uses different serialization, compression and indexing as well. A fast diff can therefore come with a much larger repository. The reported resource costs are part of the assessment of efficiency.</w:t>
+        <w:t>Figure 6 and Table 9 show persistent directory size and peak RSS for the complete worker alongside the latency findings. Both M and H retain content-addressed changesets and trie data. Their small directory-size difference reflects the measured workflows, not data removed by the log path. Dolt also differs in serialization, compression and indexing. Lower diff latency can therefore accompany a much larger repository; storage and worker resources remain part of the efficiency assessment.</w:t>
       </w:r>
     </w:p>
     <w:p>
@@ -9431,7 +9430,7 @@
           <w:i/>
           <w:sz w:val="18"/>
         </w:rPr>
-        <w:t>Fig 6. Median repository directory size before compaction and median whole-worker peak RSS across seven Linux trials; logarithmic scales, including shared workload and verification memory in RSS</w:t>
+        <w:t>Fig 6. Median repository size before compaction and median whole-worker peak RSS over seven Linux trials, on logarithmic axes. RSS includes shared workload and verification memory</w:t>
       </w:r>
     </w:p>
     <w:p>
@@ -11269,7 +11268,7 @@
           <w:color w:val="000000"/>
           <w:sz w:val="22"/>
         </w:rPr>
-        <w:t>In the retained Linux million-row diagnostic, we create and verify one fresh repository for each of M, H and Dolt. Verification checks all eleven historical states and the common diff oracle. Table 10 reports the individual observations, with no IQRs, confidence intervals or performance ranking. Because the interval contains 10,000 accumulated operations, exceeding T=4,096, H uses Merkle. Each run demonstrates completion of this bounded workload on the VM. One run per system cannot establish reliable relative scaling or identify an optimal configuration; the repeated Windows scale runs are reported separately in Section 6.4.</w:t>
+        <w:t>The Linux million-row diagnostic creates and verifies one fresh repository for each of M, H and Dolt. Checks cover all eleven historical states and the common diff oracle. Table 10 gives the individual observations without IQRs, confidence intervals or a ranking. Hybrid uses Merkle because the 10,000 accumulated operations exceed T=4,096. These runs demonstrate completion of the bounded workload on the VM. One observation per system does not establish relative scaling or an optimal configuration. Section 6.4 reports the separate repeated Windows scale experiment.</w:t>
       </w:r>
     </w:p>
     <w:p>
@@ -12069,7 +12068,7 @@
           <w:color w:val="000000"/>
           <w:sz w:val="22"/>
         </w:rPr>
-        <w:t>Figure 7 and Table 11 report the geometry supplement. Three configurations, b4-d6, b8-d4 and b16-d3, each have 4,096 leaf buckets. Their expected occupancy is consequently equal, and comparing them examines the effect of routing shape. When b=8 is held fixed, changing depth changes bucket capacity as well as the balance between traversal and leaf scanning. These observations come from one workload on one VM and cannot identify a geometry that is optimal in general.</w:t>
+        <w:t>Figure 7 and Table 11 compare the Linux geometry configurations. The b4-d6, b8-d4 and b16-d3 settings each provide 4,096 leaf buckets. Equal expected occupancy lets us examine routing shape at that capacity. With b=8 fixed, changing depth also changes capacity and the balance between traversal and leaf scanning. Because this experiment uses one fixed workload on one VM, it cannot identify a geometry that is optimal in general.</w:t>
       </w:r>
     </w:p>
     <w:p>
@@ -12136,7 +12135,7 @@
           <w:i/>
           <w:sz w:val="18"/>
         </w:rPr>
-        <w:t>Fig 7. Linux fixed-trie geometry supplement; left shows forced-Merkle diff medians and IQRs from seven trials, right shows median examined leaf entries</w:t>
+        <w:t>Fig 7. Fixed-trie geometry on Linux. The left panel shows forced-Merkle diff medians and IQRs over seven trials; the right shows median examined leaf entries</w:t>
       </w:r>
     </w:p>
     <w:p>
@@ -13272,7 +13271,7 @@
           <w:color w:val="000000"/>
           <w:sz w:val="22"/>
         </w:rPr>
-        <w:t>We checked the telemetry regression with real isolated workers, testing both valid all-zero I/O samples and unavailable counters. Both tests passed. The subsequent Linux supplement consists of 27 executions on a fixed 10,000-row workload: M, H and Dolt each have two warm-ups and seven measured trials. The recorded rows preserve zero read bytes as a measured value rather than leaving them blank. This confirms how the counters are handled. It does not establish cold-storage behaviour or eliminate sampling loss, and it leaves the primary latency summaries unchanged.</w:t>
+        <w:t>Two isolated-worker telemetry tests distinguish valid all-zero I/O samples from unavailable counters, and both pass. The Linux telemetry supplement uses 27 executions on a fixed 10,000-row workload: M, H and Dolt each contribute two warm-ups and seven measured trials. Its records preserve measured zero read bytes instead of blanks. This verifies counter handling, without establishing cold-storage behaviour or ruling out missed samples. The primary latency summaries are analysed separately.</w:t>
       </w:r>
     </w:p>
     <w:p>
@@ -13300,7 +13299,7 @@
           <w:color w:val="000000"/>
           <w:sz w:val="22"/>
         </w:rPr>
-        <w:t>For the representative S4 spread workload, Table 12 gives descriptive medians for all six workflows. The complete eight-scenario synthetic matrix is retained in the GitHub reproducibility archive (Appendix A), along with trial dispersion, normalized storage and the separate SQL/CSV import variants. In the common harness, Snapshot and Log-only control for the choice of representation, without offering the same production features. Their results show the cost of keeping complete states or replaying operations, to be considered alongside the costs measured for Revon.</w:t>
+        <w:t>Table 12 reports descriptive medians for all six workflows on S4, a representative spread workload. The GitHub reproducibility archive described in Appendix A contains the complete eight-scenario matrix, trial dispersion, normalized storage and separate SQL/CSV import workflows. Snapshot and Log-only serve as representation controls in the common harness, without matching all production features. Their costs of storing complete states or replaying operations provide context for Revon's measurements.</w:t>
       </w:r>
     </w:p>
     <w:p>
@@ -14637,7 +14636,7 @@
           <w:color w:val="000000"/>
           <w:sz w:val="22"/>
         </w:rPr>
-        <w:t>Calibration selected T=65,536, the largest candidate. Its normalised calibration score was 1.014. On 18 held-out histories, its mean normalised latency was 1.012, versus 1.101 for T=4,096. Agreement with the lower forced-path median was 18/18 and 12/18 respectively. These are descriptive choices relative to noisy forced-path medians, not classification accuracy against a known optimal strategy. Table 13 and Figure 8 report all profile groups rather than selecting only favourable cases.</w:t>
+        <w:t>Calibration selects T=65,536, the largest tested candidate, with a normalized score of 1.014. Across 18 held-out histories, mean normalized latency is 1.012, compared with 1.101 for T=4,096. The respective agreement counts with the lower forced-path median are 18/18 and 12/18. These describe choices relative to measured, noisy medians; they are not classification accuracy against a known optimum. Table 13 and Figure 8 include every profile group.</w:t>
       </w:r>
     </w:p>
     <w:p>
@@ -14654,7 +14653,7 @@
           <w:color w:val="000000"/>
           <w:sz w:val="22"/>
         </w:rPr>
-        <w:t>All tested intervals contain at most 32,768 operations, so T=65,536 requests log throughout this matrix. Thus the calibration winner is behaviourally an always-log policy over these intervals. Its selection cannot establish that adaptive switching is beneficial or locate a global crossover. Hybrid/forced ratios below one may reflect timing variation despite equivalent selected paths. The earlier adverse Linux result is retained unchanged. Production defaults are not altered by this experimental selection.</w:t>
+        <w:t>The primary Windows intervals contain at most 32,768 operations, so T=65,536 always selects log in this matrix. Its calibration success therefore does not demonstrate a benefit from switching or identify a global crossover. Ratios below one can arise from timing variation even when hybrid and forced execution select equivalent paths. Together with the adverse Linux control, this result limits what can be concluded about the selector. The experimental choice does not change the implementation's default threshold.</w:t>
       </w:r>
     </w:p>
     <w:p>
@@ -15695,7 +15694,7 @@
           <w:i/>
           <w:sz w:val="18"/>
         </w:rPr>
-        <w:t>Fig 8. Held-out selector comparison at N=12,000 and H=8. Lines show medians across three generated-history medians; shaded bands span their minimum and maximum. Each history has seven cached measured queries. Bands are descriptive ranges, not 95% confidence intervals. The calibrated threshold uses log at every shown operation count. Forced paths share the same durable representation.</w:t>
+        <w:t>Fig 8. Held-out selector results at N=12,000 and H=8. Lines connect medians of three generated-history medians; shading spans their minimum and maximum. Each history contributes seven cached measured queries. Shading is a descriptive range, not a 95% confidence interval. The calibrated policy selects log at every plotted operation count. All forced paths use the same durable representation.</w:t>
       </w:r>
     </w:p>
     <w:p>
@@ -15722,7 +15721,7 @@
           <w:color w:val="000000"/>
           <w:sz w:val="22"/>
         </w:rPr>
-        <w:t>The recorded decision probe is outside diff timing and reads a detached public changeset view, so its copying work is not pure selector overhead. A separate post-campaign diagnostic extracts the unchanged production function prefix through input validation, ancestry and internal operation counting, stopping before diff dispatch. Across the 18 held-out histories and two thresholds, 252,000 measured warm prefix calls give a median of case/threshold medians of 2.674 microseconds (range 1.611-3.678). The extracted decision agrees with production dispatch. This microbenchmark excludes diff traversal and detached-view copying; it does not isolate cold-cache overhead or provide a causal amount to subtract. The original 93-case records are unchanged.</w:t>
+        <w:t>The decision probe runs outside diff timing and reads a detached public changeset view. Its copying cost therefore prevents interpretation as pure selector overhead. A separate diagnostic extracts the production function prefix covering validation, ancestry and internal operation counting, stopping before dispatch. For the 18 held-out histories and two thresholds, 252,000 measured warm calls give a median of case/threshold medians of 2.674 microseconds, with a range of 1.611-3.678. Its decisions agree with production dispatch. The diagnostic excludes diff traversal and detached-view copying. It is not a cold-cache estimate or a causal correction to subtract from workflow timings. The diagnostic is separate from the 93-case workflow campaign.</w:t>
       </w:r>
     </w:p>
     <w:p>
@@ -15739,7 +15738,7 @@
           <w:color w:val="000000"/>
           <w:sz w:val="22"/>
         </w:rPr>
-        <w:t>The 21 sensitivity cases change one prespecified factor or matched control across three seeds. Payload=256 bytes, N=24,000, fixed-operation H=16, equal-capacity b4-d6/b16-d3 geometries, and a matched C=8 hash-route/spread pair are all retained in the selector summary. Geometry cases match the base history state hashes; only routing geometry changes. The fixed-operation interval comparison trades H against changes/commit and does not isolate both independently. These results concern the tested profiles and do not select a generally best geometry.</w:t>
+        <w:t>The 21 sensitivity cases vary a prespecified factor or matched control across three seeds. They cover payload=256 bytes, N=24,000, fixed-operation H=16, equal-capacity b4-d6/b16-d3 geometries and a C=8 hash-route/spread pair. Geometry cases reproduce the base history's state hashes while changing only routing geometry. Holding operations fixed makes history length trade off against changes per commit, so that comparison does not identify their independent effects. The results describe these profiles rather than selecting a generally best geometry.</w:t>
       </w:r>
     </w:p>
     <w:p>
@@ -15756,7 +15755,7 @@
           <w:color w:val="000000"/>
           <w:sz w:val="22"/>
         </w:rPr>
-        <w:t>Forced-Merkle medians across the three history medians were rows24000: 47.857 ms; history16: 40.122 ms; payload256: 39.950 ms; geometry4x6: 43.004 ms; geometry16x3: 38.500 ms; route8: 0.174 ms; route-control8: 0.903 ms. Full per-history timing, chosen paths and resource scopes remain available in the retained summaries. These exploratory comparisons receive no multiple-testing significance claim.</w:t>
+        <w:t>Median forced-Merkle latencies were 47.857 ms for more rows, 40.122 ms for longer histories, 39.950 ms for larger payloads, 43.004 ms for b4-d6 and 38.500 ms for b16-d3 geometries, and 0.174 ms for hash-route locality compared with 0.903 ms for its matched spread control. Each value is the median of three history medians. The summaries provide per-history timing, selected paths and resource scopes. These comparisons are exploratory, with no multiple-testing significance claim.</w:t>
       </w:r>
     </w:p>
     <w:p>
@@ -15773,7 +15772,7 @@
           <w:color w:val="000000"/>
           <w:sz w:val="22"/>
         </w:rPr>
-        <w:t>The three sampler off/on pairs gave T=4,096 median-latency ratios ranging from 0.950 to 1.206. Off precedes on within each pair, and background/cache conditions are uncontrolled; this diagnostic does not identify a causal overhead correction and is not subtracted from other timings. Resource counters span whole workers. Tests reject the replacement of observed zero I/O by missing data, but Windows counters still cannot identify database logical reads or direct physical-disk traffic.</w:t>
+        <w:t>The three sampler off/on pairs produce T=4,096 median-latency ratios from 0.950 to 1.206. Sampling-off runs precede sampling-on runs within each pair; cache state and background activity are uncontrolled. The ratios therefore cannot identify a causal sampling penalty, and we subtract no correction from other timings. Resource counters cover whole workers. Tests preserve observed zero I/O as a value, but Windows counters cannot identify database logical reads or direct physical-disk traffic.</w:t>
       </w:r>
     </w:p>
     <w:p>
@@ -15812,7 +15811,7 @@
         </w:rPr>
         <w:t>Table 14</w:t>
         <w:br/>
-        <w:t>Additional public sources: median and range of three repository medians; CO2 repeats one history</w:t>
+        <w:t>Wine and CO2 workflows: median and range of three repository medians; CO2 repeats one observed history</w:t>
       </w:r>
     </w:p>
     <w:tbl>
@@ -16833,7 +16832,7 @@
           <w:i/>
           <w:sz w:val="18"/>
         </w:rPr>
-        <w:t>Fig 9. Additional public data. Points show medians of three repository medians and bars show their full range. CO2 repeats the same observed publication history; wine uses three generated correction histories. Each repository contributes seven cached queries. The API/CLI interfaces differ; these are workflow latencies, not isolated storage-engine measurements.</w:t>
+        <w:t>Fig 9. Public-source workflows. Points show medians of three repository medians and bars span their full range. CO2 repositories repeat one observed publication history; wine repositories use three generated correction histories. Each repository contributes seven cached queries. The different API/CLI boundaries make these workflow latencies rather than isolated storage-engine measurements.</w:t>
       </w:r>
     </w:p>
     <w:p>
@@ -16850,7 +16849,7 @@
           <w:color w:val="000000"/>
           <w:sz w:val="22"/>
         </w:rPr>
-        <w:t>For co2-observed, the Dolt command phase had a median of 256.063 ms, JSON interpretation 0.501 ms and common output construction 0.503 ms. The command accounts for 99.6% of the median complete diff latency, while combining process startup, native work and native JSON emission. The decomposition cannot assign that whole interval to a storage engine, nor justify subtracting a separately measured startup constant.</w:t>
+        <w:t>For co2-observed, median Dolt command time is 256.063 ms, JSON interpretation 0.501 ms and common output construction 0.503 ms. The command represents 99.6% of median complete diff latency. It includes startup, native work and native JSON emission; this decomposition cannot assign the entire interval to the storage engine or justify subtracting a separately measured startup constant.</w:t>
       </w:r>
     </w:p>
     <w:p>
@@ -16867,7 +16866,7 @@
           <w:color w:val="000000"/>
           <w:sz w:val="22"/>
         </w:rPr>
-        <w:t>For wine-generated, the Dolt command phase had a median of 288.464 ms, JSON interpretation 4.445 ms and common output construction 3.258 ms. The command accounts for 97.2% of the median complete diff latency, while combining process startup, native work and native JSON emission. The decomposition cannot assign that whole interval to a storage engine, nor justify subtracting a separately measured startup constant.</w:t>
+        <w:t>For wine-generated, median Dolt command time is 288.464 ms, JSON interpretation 4.445 ms and common output construction 3.258 ms. The command represents 97.2% of median complete diff latency and combines startup, native work and native JSON emission. As with CO2, the measurements do not isolate engine cost or support subtracting an independent startup estimate.</w:t>
       </w:r>
     </w:p>
     <w:p>
@@ -16886,7 +16885,7 @@
           <w:i/>
           <w:sz w:val="22"/>
         </w:rPr>
-        <w:t xml:space="preserve">6.4. Repeated local scale observations.  </w:t>
+        <w:t xml:space="preserve">6.4. Repeated Windows scale observations.  </w:t>
       </w:r>
     </w:p>
     <w:p>
@@ -17927,7 +17926,7 @@
           <w:i/>
           <w:sz w:val="18"/>
         </w:rPr>
-        <w:t>Fig 10. Local scale observations with three generated histories and fresh repositories per size/system. Curves connect descriptive medians at two sizes, not fitted asymptotic scaling laws. Diff queries are cached; import and checkout have separate boundaries. Sampled peak RSS includes workload/oracle generation, storage work, verification and sampled children. The Linux million-row n=1 diagnostics remain a different campaign.</w:t>
+        <w:t>Fig 10. Windows scale observations from three generated histories and fresh repositories per size/system. Lines connect descriptive medians at two sizes; they are not fitted asymptotic laws. Diff queries use cached state, while import and checkout are timed separately. Peak RSS includes workload/oracle generation, storage work, verification and sampled descendants. The Linux million-row n=1 diagnostics use a different campaign.</w:t>
       </w:r>
     </w:p>
     <w:p>
@@ -17944,7 +17943,7 @@
           <w:color w:val="000000"/>
           <w:sz w:val="22"/>
         </w:rPr>
-        <w:t>The repeated Windows scale runs are analysed separately from the Linux diagnostics. The three generated histories share the same initial synthetic distribution and differ in updates; they are not three independent public datasets. Memory availability and background processes are recorded in the manifest, not controlled away. These observations support conditional descriptions of the measured workflows, not a population-level ranking or a general scaling law.</w:t>
+        <w:t>We analyse the repeated Windows scale runs separately from the Linux diagnostics. Their three histories share an initial synthetic distribution but use different updates; they are not independent public datasets. The manifest records memory availability and background processes, which remain uncontrolled. The measurements describe the tested workflows under those conditions rather than a population ranking or a general scaling law.</w:t>
       </w:r>
     </w:p>
     <w:p>
@@ -17963,7 +17962,7 @@
           <w:i/>
           <w:sz w:val="22"/>
         </w:rPr>
-        <w:t xml:space="preserve">6.5. Key takeaways.  </w:t>
+        <w:t xml:space="preserve">6.5. Answers to the research questions.  </w:t>
       </w:r>
       <w:r>
         <w:rPr>
@@ -17971,7 +17970,7 @@
           <w:color w:val="000000"/>
           <w:sz w:val="22"/>
         </w:rPr>
-        <w:t>RQ1: the workflow measurements expose latency, persistence and worker-resource trade-offs, with API/CLI costs still preventing an engine-only ranking. RQ2: some fixed histories benefit from log relative to forced Merkle, but the Windows calibration winner uses log everywhere tested; optimal switching remains unestablished. RQ3: controlled sensitivity histories make payload, routing and geometry effects visible within the tested design, without identifying a universally best layout. Observed CO2 transitions broaden revision realism, while generated wine and synthetic histories retain their own scope limits.</w:t>
+        <w:t>For RQ1, the complete workflows show trade-offs in latency, persistent storage and worker resources, while API/CLI boundaries prevent an engine-only ranking. For RQ2, log helps on several fixed histories, but the Windows calibration winner selects it everywhere tested; an advantage from adaptive switching remains unestablished. For RQ3, controlled histories reveal payload, routing and geometry effects within the staged design without identifying a universal layout. Observed CO2 transitions provide a different kind of history from generated wine corrections and synthetic updates, and each source retains its own scope limits.</w:t>
       </w:r>
     </w:p>
     <w:p>
@@ -17999,7 +17998,7 @@
           <w:color w:val="000000"/>
           <w:sz w:val="22"/>
         </w:rPr>
-        <w:t>RQ1 concerns the complete versioning contract. The Linux and local experiments both retain import, commit, diff, checkout and persistent footprint, but their rows are analysed separately. Snapshot and Log-only expose representation costs; the M/H/log controls hold the Revon representation fixed. Dolt provides a richer SQL/versioning interface. Its command-phase decomposition improves transparency without making its native tree cost comparable to an isolated Python tree call.</w:t>
+        <w:t>The workflow results address RQ1 at the interface used by an application. Both Linux and Windows experiments measure import, commit, diff, checkout and persistent footprint, but their rows are analysed separately. Snapshot and Log-only expose representation costs; forced M, H and log comparisons hold Revon's representation fixed. Dolt supplies a richer SQL/versioning interface. Reporting its command phases makes the workflow easier to inspect without equating its native tree work to an isolated Python call.</w:t>
       </w:r>
     </w:p>
     <w:p>
@@ -18017,7 +18016,7 @@
           <w:color w:val="000000"/>
           <w:sz w:val="22"/>
         </w:rPr>
-        <w:t>RQ2 concerns transfer to unseen histories, not merely repeated timing of one history. The Windows split controls primary N, H, payload and geometry and freezes selection before validation. Its largest candidate behaves as always-log within the measured interval range. The adverse Linux selection and dense-case parity remain useful counterexamples. A more complex selector would require new calibration and untouched testing; these results do not justify adding complexity or changing the production threshold.</w:t>
+        <w:t>RQ2 requires testing transfer beyond the histories used to select a parameter. The Windows split holds primary N, H, payload and geometry fixed and records selection before validation. Its largest candidate behaves as always-log over the measured range. The adverse Linux threshold choice and dense-case parity show why the rule cannot be assumed to choose the fastest path. A more complex selector would need separate calibration and untouched testing. These findings do not justify changing the default threshold.</w:t>
       </w:r>
     </w:p>
     <w:p>
@@ -18035,7 +18034,7 @@
           <w:color w:val="000000"/>
           <w:sz w:val="22"/>
         </w:rPr>
-        <w:t>RQ3 concerns controlled changes to the fixed trie and its workload. Equal-capacity geometries can differ in traversal depth and ancestor reconstruction while having equal expected occupancy under uniform routing. Payload encoding, touched leaves and output materialisation also contribute. The Windows sensitivity set uses independent seeds and matched controls alongside the Linux study of one fixed history, but does not estimate every factor interaction or a population optimum.</w:t>
+        <w:t>For RQ3, geometries with equal capacity can have different traversal depths and ancestor-reconstruction costs despite equal expected occupancy under uniform routing. Payload encoding, touched leaves and output construction also affect latency. Windows cases use separate generated seeds and matched controls, while the Linux geometry experiment holds one history fixed. Neither design estimates every interaction or a population-wide optimum.</w:t>
       </w:r>
     </w:p>
     <w:p>
@@ -18053,7 +18052,7 @@
           <w:color w:val="000000"/>
           <w:sz w:val="22"/>
         </w:rPr>
-        <w:t>The JSON repair is included in every current Linux experiment. Previously, mutable aliases could remain connected to stored values. Python equality could also treat true as equal to 1, or 1 as equal to 1.0. We repaired those semantics by detaching inputs and outputs and comparing v1 encoded identities, keeping the object encoding and on-disk schema intact. Archived earlier timings describe the implementation before this repair. The Linux trials exercise the repaired source on the supplied histories, and unit tests cover null/absence, nested ownership, unsupported values and rollback.</w:t>
+        <w:t>Value semantics matter to a valid diff comparison. Revon detaches inputs and outputs so that mutable aliases cannot alter stored history. Its v1 encoded identities distinguish true from 1 and 1 from 1.0, while preserving the object encoding and on-disk schema. Linux trials exercise these semantics on the supplied histories. Unit tests additionally cover null versus absence, nested ownership, unsupported values and rollback.</w:t>
       </w:r>
     </w:p>
     <w:p>
@@ -18081,7 +18080,7 @@
           <w:color w:val="000000"/>
           <w:sz w:val="22"/>
         </w:rPr>
-        <w:t>External validity: Linux results come from one author-run cloud VM, and Windows results from one author-run host. Both campaigns were conducted by the authors; the Windows campaign does not reproduce the Linux environment. Hardware, OS, runtime, virtualization and storage vary together between campaigns. Background services and filesystem caching remain active; the local manifest records limited available RAM and process conditions. No entirely idle, cold-cache or OS-causal claim follows.</w:t>
+        <w:t>External validity: the authors ran Linux experiments on one cloud VM and Windows experiments on one local host. These are not independent-party replications or controlled OS comparisons. Hardware, runtime, virtualization and storage change together. Background services and filesystem caching remain active; the Windows manifest also records limited available RAM and process conditions. The study does not represent an entirely idle or cold-cache host.</w:t>
       </w:r>
     </w:p>
     <w:p>
@@ -18099,7 +18098,7 @@
           <w:color w:val="000000"/>
           <w:sz w:val="22"/>
         </w:rPr>
-        <w:t>Workload validity: the original TLC histories remain generated from one monthly release, with n=1 Linux scale diagnostics. The Windows evaluation includes three held-out generated seeds per primary profile, generated wine corrections and one observed CO2 publication sequence. Three CO2 repositories repeat that sequence rather than independently sampling its history. A header-only upstream revision is excluded before timing, and unnamed columns are retained without scientific interpretation. Repeated synthetic scale histories broaden observations but share their initial distribution. More domains, observed histories and hardware are still needed for broad generalisation.</w:t>
+        <w:t>Workload validity: TLC histories contain generated updates to one monthly release, and Linux scale diagnostics have n=1 per system. Windows validation uses three held-out generated seeds per primary profile, generated wine corrections and one observed CO2 publication sequence. Three CO2 repositories repeat that sequence rather than sampling independent histories. A header-only revision is excluded before timing; unnamed columns are retained without scientific interpretation. Synthetic scale histories share their initial distribution. Broader generalization requires more domains, observed histories and hardware.</w:t>
       </w:r>
     </w:p>
     <w:p>
@@ -18117,7 +18116,7 @@
           <w:color w:val="000000"/>
           <w:sz w:val="22"/>
         </w:rPr>
-        <w:t>Implementation scope: Revon uses a trie of fixed geometry and loads retained nodes, changesets and commits eagerly, without evicting them from memory. It supports a single writer and linear history. We have not evaluated named branches, merge commits, conflict handling, schema evolution, remotes, ordered scans, crash fault injection or concurrent workloads. The use of atomic SQLite transactions does not, by itself, demonstrate all the durability and operational guarantees needed in production.</w:t>
+        <w:t>Implementation scope: the fixed-geometry trie loads retained nodes, changesets and commits eagerly, without eviction. Revon supports one writer and linear history. Named branches, merge commits, conflict handling, schema evolution, remotes, ordered scans, crash fault injection and concurrent workloads are outside this evaluation. Atomic SQLite transactions alone do not establish all durability or operational guarantees needed for production use.</w:t>
       </w:r>
     </w:p>
     <w:p>
@@ -18135,7 +18134,7 @@
           <w:color w:val="000000"/>
           <w:sz w:val="22"/>
         </w:rPr>
-        <w:t>Measurement and inference: process startup, native work and JSON emission remain combined in Dolt's command interval. Whole-worker RSS includes oracle/history state and is not product-only memory. Ten-millisecond sampling can miss short-lived processes, and Windows I/O counters do not identify physical-disk or database logical reads. The off/on sampler diagnostic also confounds execution order and cache state. The historical bootstrap intervals concern fixed-history timings; Windows three-history ranges are descriptive and have no multiple-comparison correction. Source and semantic-hash checks establish internal consistency, not independent performance reproduction.</w:t>
+        <w:t>Measurement and inference: Dolt command time combines process startup, native work and JSON emission. Worker RSS includes oracle and history state, and ten-millisecond sampling can miss brief processes or peaks. Windows I/O counters measure neither physical-disk traffic nor database logical reads. Sampler off/on comparisons also confound order with cache conditions. Linux bootstrap intervals describe repeated fixed-history timings; Windows three-history ranges are descriptive, without multiple-comparison correction. Source and semantic-hash checks establish internal consistency, not independent timing reproduction.</w:t>
       </w:r>
     </w:p>
     <w:p>
@@ -18153,7 +18152,7 @@
           <w:color w:val="000000"/>
           <w:sz w:val="22"/>
         </w:rPr>
-        <w:t>Selection and design: calibration is limited to four thresholds, two generated seeds and the declared primary profiles. T=65,536 is the largest candidate and does not switch within the tested operation range. That outcome leaves a broadly useful adaptive selector unestablished. The staged sensitivity design is not a full factorial; H and density trade off at fixed operation count, and hash-route tests require their own low-density control. A new selector or crossover claim requires a separately frozen experiment.</w:t>
+        <w:t>Selection and design: the primary Windows calibration covers four thresholds, two generated seeds and the specified profiles. The largest candidate, T=65,536, does not switch within the tested range, so broad usefulness of adaptive selection remains unestablished. The staged sensitivity design is not fully factorial: H trades off against density at fixed operation count, and hash-route cases need their matched low-density control. Establishing a different selector or crossover requires a separately fixed experiment.</w:t>
       </w:r>
     </w:p>
     <w:p>
@@ -18171,7 +18170,7 @@
           <w:color w:val="000000"/>
           <w:sz w:val="22"/>
         </w:rPr>
-        <w:t>Possible storage changes include binary nodes, value chunks, packed objects, compression and reachability-based garbage collection. Range operations could be supported through an ordered Merkle index or content-defined chunking. Each proposal needs its own semantic and performance evaluation; its effects cannot be inferred from the fixed-trie results presented here.</w:t>
+        <w:t>Possible storage extensions include binary nodes, value chunks, packed objects, compression and reachability-based garbage collection. An ordered Merkle index or content-defined chunking could support a different range-operation design. Each change would require its own semantic and performance evaluation; the fixed-trie results do not predict its effects.</w:t>
       </w:r>
     </w:p>
     <w:p>
@@ -18199,7 +18198,7 @@
           <w:color w:val="000000"/>
           <w:sz w:val="22"/>
         </w:rPr>
-        <w:t>Revon integrates established fixed-trie content addressing, changesets and atomic SQLite persistence to expose two semantically consistent ways to compute a version diff. The retained Linux evidence comprises 516 executions and a 72-execution supplement, including dense-case uncertainty and an adverse threshold choice. The Windows evaluation comprises 93 worker cases and 3,402 checked queries, with held-out generated histories, Wine Quality and CO2 public sources, interface-phase measurements and repeated scale observations. Calibration selects T=65,536, which behaves as always-log in this matrix and does not establish optimal switching. The combined evaluation covers controlled workload variations and public data while retaining API/CLI, sampling, dataset and hardware limits. The contribution is an auditable prototype and a bounded empirical trade-off study; a new general-purpose database, universal speed advantage and independent-party reproduction are not established.</w:t>
+        <w:t>Revon provides two semantically consistent diff paths over content-addressed fixed-trie history stored atomically in SQLite. The contribution is an inspectable prototype and an empirical comparison of its workflow and selection costs. Linux evidence covers 516 executions and a separate 72-execution supplement, including dense-case uncertainty and an adverse threshold choice. Windows experiments comprise 93 worker cases and 3,402 checked queries across held-out histories, Wine Quality and CO2 sources, interface phases and repeated scale runs. Calibration selects T=65,536, which always uses log in the tested primary matrix. This outcome leaves an optimal crossover unresolved. The results support conditional trade-offs for the recorded workloads, with API/CLI, sampling, dataset and hardware limits. They establish neither a universal speed advantage nor independent-party reproduction.</w:t>
       </w:r>
     </w:p>
     <w:p>
@@ -18217,7 +18216,7 @@
           <w:color w:val="000000"/>
           <w:sz w:val="22"/>
         </w:rPr>
-        <w:t>Funding: No funding was received by the authors for this work.</w:t>
+        <w:t>Funding: The authors received no funding for this work.</w:t>
       </w:r>
     </w:p>
     <w:p>
@@ -18253,7 +18252,7 @@
           <w:color w:val="000000"/>
           <w:sz w:val="22"/>
         </w:rPr>
-        <w:t>Ethics and consent to participate: This computational study recruited no participants and performed no human or animal intervention. It uses synthetic histories and publicly released de-identified TLC records. We make no claim of institutional ethics approval or exemption.</w:t>
+        <w:t>Ethics and consent to participate: This computational study involves no recruited participants or human or animal intervention. It uses synthetic histories and publicly released de-identified TLC records. No institutional ethics approval or exemption is claimed.</w:t>
       </w:r>
     </w:p>
     <w:p>
@@ -18271,7 +18270,7 @@
           <w:color w:val="000000"/>
           <w:sz w:val="22"/>
         </w:rPr>
-        <w:t>Consent for publication: No identifiable participant material is included, so consent for publication is not applicable.</w:t>
+        <w:t>Consent for publication: The paper includes no identifiable participant material; consent for publication is not applicable.</w:t>
       </w:r>
     </w:p>
     <w:p>
@@ -18289,9 +18288,9 @@
           <w:color w:val="000000"/>
           <w:sz w:val="22"/>
         </w:rPr>
-        <w:t xml:space="preserve">Data and code availability: NYC TLC provides the original public taxi source [24]; UCI Wine Quality [11] and the published CO2 package [12] provide the additional sources. Code, frozen experiment snapshots and evidence are available at </w:t>
+        <w:t xml:space="preserve">Data and code availability: The public sources are NYC TLC taxi records [24], UCI Wine Quality [11] and the published CO2 package [12]. Code, executed source snapshots and experimental evidence are available at </w:t>
       </w:r>
-      <w:hyperlink r:id="rId24">
+      <w:hyperlink r:id="rId26">
         <w:r>
           <w:rPr>
             <w:rFonts w:ascii="TeXGyreTermesX" w:hAnsi="TeXGyreTermesX"/>
@@ -18308,7 +18307,7 @@
           <w:color w:val="000000"/>
           <w:sz w:val="22"/>
         </w:rPr>
-        <w:t xml:space="preserve">. The Windows reproducibility archive is </w:t>
+        <w:t xml:space="preserve">. The paper/ directory contains the </w:t>
       </w:r>
       <w:hyperlink r:id="rId25">
         <w:r>
@@ -18318,7 +18317,7 @@
             <w:sz w:val="22"/>
             <w:color w:val="0000FF"/>
           </w:rPr>
-          <w:t>Revon_Review_Revision_Reproducibility_20261016.zip</w:t>
+          <w:t>Linux reproducibility archive</w:t>
         </w:r>
       </w:hyperlink>
       <w:r>
@@ -18327,7 +18326,26 @@
           <w:color w:val="000000"/>
           <w:sz w:val="22"/>
         </w:rPr>
-        <w:t xml:space="preserve">; the original Linux archive remains available separately. Original TLC records and generated databases are not redistributed. The public-source manifest records licences and transformations; Appendix A describes access.</w:t>
+        <w:t xml:space="preserve"> and the </w:t>
+      </w:r>
+      <w:hyperlink r:id="rId24">
+        <w:r>
+          <w:rPr>
+            <w:rFonts w:ascii="TeXGyreTermesX" w:hAnsi="TeXGyreTermesX"/>
+            <w:color w:val="000000"/>
+            <w:sz w:val="22"/>
+            <w:color w:val="0000FF"/>
+          </w:rPr>
+          <w:t>Windows reproducibility archive</w:t>
+        </w:r>
+      </w:hyperlink>
+      <w:r>
+        <w:rPr>
+          <w:rFonts w:ascii="TeXGyreTermesX" w:hAnsi="TeXGyreTermesX"/>
+          <w:color w:val="000000"/>
+          <w:sz w:val="22"/>
+        </w:rPr>
+        <w:t xml:space="preserve">. TLC input records and generated databases are not redistributed. Source metadata documents licences and transformations, and Appendix A explains access.</w:t>
       </w:r>
     </w:p>
     <w:p>
@@ -18355,7 +18373,7 @@
           <w:color w:val="000000"/>
           <w:sz w:val="22"/>
         </w:rPr>
-        <w:t>We thank the open-source Dolt project and the researchers whose studies of dataset versioning helped shape our experimental design.</w:t>
+        <w:t>We thank the open-source Dolt project and the researchers whose work on dataset versioning informed the experimental design.</w:t>
       </w:r>
     </w:p>
     <w:p>
@@ -19335,9 +19353,9 @@
           <w:color w:val="000000"/>
           <w:sz w:val="22"/>
         </w:rPr>
-        <w:t xml:space="preserve">Readers can find the code and experiment records in the </w:t>
+        <w:t xml:space="preserve">The </w:t>
       </w:r>
-      <w:hyperlink r:id="rId24">
+      <w:hyperlink r:id="rId26">
         <w:r>
           <w:rPr>
             <w:rFonts w:ascii="TeXGyreTermesX" w:hAnsi="TeXGyreTermesX"/>
@@ -19354,7 +19372,7 @@
           <w:color w:val="000000"/>
           <w:sz w:val="22"/>
         </w:rPr>
-        <w:t xml:space="preserve">. The paper/ directory contains the original Linux reproducibility archive and </w:t>
+        <w:t xml:space="preserve"> provides the code and experiment records accompanying this paper. Its paper/ directory contains the </w:t>
       </w:r>
       <w:hyperlink r:id="rId25">
         <w:r>
@@ -19364,7 +19382,7 @@
             <w:sz w:val="22"/>
             <w:color w:val="0000FF"/>
           </w:rPr>
-          <w:t>Revon_Review_Revision_Reproducibility_20261016.zip</w:t>
+          <w:t>Linux reproducibility archive</w:t>
         </w:r>
       </w:hyperlink>
       <w:r>
@@ -19373,7 +19391,26 @@
           <w:color w:val="000000"/>
           <w:sz w:val="22"/>
         </w:rPr>
-        <w:t xml:space="preserve">, which retains the Windows campaign, source snapshots, raw observations, protocols and internal audits. The README files explain dependency setup, public-source acquisition, execution and verification [1]. Repository updates do not replace the frozen source inside an experiment bundle.</w:t>
+        <w:t xml:space="preserve"> and the </w:t>
+      </w:r>
+      <w:hyperlink r:id="rId24">
+        <w:r>
+          <w:rPr>
+            <w:rFonts w:ascii="TeXGyreTermesX" w:hAnsi="TeXGyreTermesX"/>
+            <w:color w:val="000000"/>
+            <w:sz w:val="22"/>
+            <w:color w:val="0000FF"/>
+          </w:rPr>
+          <w:t>Windows reproducibility archive</w:t>
+        </w:r>
+      </w:hyperlink>
+      <w:r>
+        <w:rPr>
+          <w:rFonts w:ascii="TeXGyreTermesX" w:hAnsi="TeXGyreTermesX"/>
+          <w:color w:val="000000"/>
+          <w:sz w:val="22"/>
+        </w:rPr>
+        <w:t xml:space="preserve">. The README files describe dependency setup, public-data acquisition, experiment execution and evidence verification [1]. Each experiment bundle includes its executed sources, fixed protocol, raw measurements and internal audits.</w:t>
       </w:r>
     </w:p>
     <w:p>
@@ -19391,7 +19428,7 @@
           <w:color w:val="000000"/>
           <w:sz w:val="22"/>
         </w:rPr>
-        <w:t>The two Linux bundles and the Windows study belong to different campaigns and must not be pooled. Original TLC records and generated repositories are rebuilt using the recorded preparation steps. The local public-source manifest records licences, acquisition versions, checksums and the premeasurement CO2 exclusion. Auditors run on disposable copies with localised data paths, preserving collected bytes. Internal audits do not independently reproduce timing; matching semantic hashes do not guarantee identical elapsed times.</w:t>
+        <w:t>The primary Linux, supplementary Linux and Windows campaigns use distinct protocols and must be analysed separately. TLC input records and generated repositories can be rebuilt with the documented preparation steps. Public-source metadata records licences, acquisition versions, checksums and the CO2 exclusion made before timing. Run auditors on disposable copies with localized data paths to preserve the collected records. Matching semantic hashes checks consistency; it neither reproduces elapsed times nor guarantees identical timing on another machine.</w:t>
       </w:r>
     </w:p>
     <w:p>
@@ -19426,7 +19463,7 @@
           <w:color w:val="000000"/>
           <w:sz w:val="22"/>
         </w:rPr>
-        <w:t>To identify what was run, each bundle contains the executed source and its hashes, environment records, frozen workload definitions, execution order, raw rows and audits. We set PYTHONHASHSEED=20261008 and archived the working revision itself, since repository HEAD alone would not identify it. Before timing on the VM, the primary campaign passed 67 unit tests and the supplement passed 69. The first supplement preflight had failed: the transferred files did not include the test_data directory. We created that empty fixture directory and reran the full test suite before measuring the supplement. The retained records include this packaging failure.</w:t>
+        <w:t>The Linux bundles record executed sources and hashes, environments, fixed workloads, execution order, raw observations and audits. Workers use PYTHONHASHSEED=20261008. Before timing, the primary and supplementary campaigns pass 67 and 69 unit tests respectively. A supplement preflight detects an incomplete transfer that omits the test_data directory. Measurement starts only after restoring that empty fixture directory and passing the complete suite. The setup failure remains in the execution records.</w:t>
       </w:r>
     </w:p>
     <w:p>
@@ -19443,7 +19480,7 @@
           <w:color w:val="000000"/>
           <w:sz w:val="22"/>
         </w:rPr>
-        <w:t>For every primary execution, we start a fresh worker and create a repository. The protocol records model order, which is shuffled deterministically and rotated within repetition blocks. Import timing ends when the first durable version has been created. The reported incremental-commit time is the median of the individual commit timers for that history. A diff runs from the first version to the last and returns sorted changed keys, together with old/new value hashes, as canonical JSON. Checkout writes the complete sorted key/value state in canonical UTF-8 JSON. A Dolt timer includes launching the CLI, parsing JSON and normalizing the output. Revon is called through its in-process API. This difference in timing boundaries prevents a speed claim about the engines alone.</w:t>
+        <w:t>Each primary execution starts in a fresh worker and constructs a repository. Model order is deterministically shuffled and rotated within repetition blocks. Import ends when the first durable version exists. Incremental-commit latency is the median of the individual commit timers for that history. Diff compares the first and last versions and emits sorted changed keys with old/new-value hashes as canonical JSON. Checkout writes the full sorted key/value state as canonical UTF-8 JSON. Dolt timing includes CLI launch, JSON parsing and output normalization; Revon uses an in-process API. The different boundaries prevent interpreting workflow ratios as engine-only speed comparisons.</w:t>
       </w:r>
     </w:p>
     <w:p>
@@ -19460,7 +19497,7 @@
           <w:color w:val="000000"/>
           <w:sz w:val="22"/>
         </w:rPr>
-        <w:t>We perform correctness checks outside the operation timers. In every primary execution, we verify the hashes of the initial and final states, check all H+1 historical states, and compare the observed canonical semantic diff with a workload oracle constructed independently. The verification JSON retains observed and expected hashes, rather than just an expected count of changed keys. The post-run audit regenerates workloads and checks the exact matrix, the selected paths and the identity of the source, data and protocol. It also recomputes all summaries. We audit the downloaded evidence locally as well. These procedures check internal integrity; they do not constitute an independent reproduction of the timings.</w:t>
+        <w:t>Correctness checks run outside operation timers. Each primary execution verifies initial and final state hashes, every H+1 historical state and the observed canonical diff against a separately constructed workload oracle. Verification records contain both observed and expected hashes. The audit regenerates workloads, checks matrix membership, selected paths and source/data/protocol identities, and recomputes summaries. Downloaded records are also audited locally. These checks establish internal integrity rather than an independent repetition of the timing experiment.</w:t>
       </w:r>
     </w:p>
     <w:p>
@@ -19477,7 +19514,7 @@
           <w:color w:val="000000"/>
           <w:sz w:val="22"/>
         </w:rPr>
-        <w:t>We exclude warm-ups and report the median and interquartile range (IQR) of the seven measured repository trials. For a latency ratio, we first pair the trials, then report the median ratio and a paired percentile bootstrap interval from 20,000 resamples. Values above one favour the denominator. These exploratory 95% intervals describe repeated timings of a fixed workload on one VM. They are not population confidence intervals, and we apply no multiple-comparison correction. Taking the median of paired ratios need not give the same value as dividing the two latency medians. We retain every completed trial, including timing outliers.</w:t>
+        <w:t>After excluding warm-ups, we report medians and interquartile ranges (IQRs) over seven measured repository trials. For latency ratios, matched trials are paired before calculating the median ratio and a paired percentile-bootstrap interval from 20,000 resamples. Values above one favour the denominator. The exploratory 95% intervals concern repeated timings of a fixed workload on one VM, without a population or multiple-comparison interpretation. The median of paired ratios can differ from the ratio of the two latency medians. Every completed trial, including timing outliers, remains in the record.</w:t>
       </w:r>
     </w:p>
     <w:p>
@@ -19494,7 +19531,7 @@
           <w:color w:val="000000"/>
           <w:sz w:val="22"/>
         </w:rPr>
-        <w:t>The parent process samples the worker and its descendants every 10 ms, recording RSS, CPU and I/O counters. Peak measurements include workload generation, the oracle state and verification along with the storage work. They cannot be assigned to the storage engine alone. A short peak or a short-lived subprocess's counters can fall between samples. The original sampler treats an all-zero read counter as missing, so we draw no read-I/O conclusion from the primary campaign. In a separate supplement, we distinguish a recorded zero from an unavailable counter and retain those data apart from the primary results. A cached workload can examine logical data while recording zero physical read bytes.</w:t>
+        <w:t>A parent process samples worker and descendant RSS, CPU and I/O every 10 ms. Peaks include workload generation, oracle state, verification and storage work; they cannot be assigned to the storage engine alone. Brief peaks or short-lived subprocesses can fall between samples. The primary Linux sampler records an all-zero read counter as missing, so those records support no read-I/O conclusion. The supplementary campaign distinguishes measured zero from unavailable counters and is analysed separately. Cached data can be examined logically while the process records zero physical read bytes.</w:t>
       </w:r>
     </w:p>
     <w:p>
@@ -19511,7 +19548,7 @@
           <w:color w:val="000000"/>
           <w:sz w:val="22"/>
         </w:rPr>
-        <w:t>We measure repository footprint as directory size before closing or compacting it. This includes indexes, metadata and the costs of the representation. Logical payload normalization and selected compaction probes from the first trial are also retained. These measurements describe the workflow rather than isolating tree overhead. CPU, RSS and I/O span the full worker lifecycle, giving them a different scope from the individual operation timers.</w:t>
+        <w:t>Linux repository footprint is directory size before closing or compaction, including indexes, metadata and representation costs. Records also provide logical-payload normalization and selected first-trial compaction probes. These describe the complete workflow rather than tree overhead alone. CPU, RSS and I/O cover the worker lifecycle, a wider boundary than the individual operation timers.</w:t>
       </w:r>
     </w:p>
     <w:p>
@@ -19528,7 +19565,7 @@
           <w:color w:val="000000"/>
           <w:sz w:val="22"/>
         </w:rPr>
-        <w:t>The earlier Windows study evaluated thresholds of 1,024, 2,048, 4,096, 8,192 and 16,384 operations on predefined calibration and validation profiles that did not overlap. Minimizing normalized calibration latency selected T=16,384 before validation. Its held-out normalized score was 1.032, against 1.297 for T=4,096; always-log scored 1.000 in both splits. These cached-query measurements belong to their archived source and environment, and do not measure the repaired Linux implementation. Selection of the largest candidate in the search does not identify an optimum. The earlier long-history and three-seed pilots are retained as exploratory supplementary evidence.</w:t>
+        <w:t>The auxiliary Windows threshold experiment uses non-overlapping predefined calibration and validation profiles and candidates of 1,024, 2,048, 4,096, 8,192 and 16,384 operations. Minimizing normalized calibration latency selects T=16,384 before validation. Its held-out normalized score is 1.032, compared with 1.297 for T=4,096; always-log scores 1.000 in both splits. These cached-query results belong to that experiment's recorded source and environment and are separate from Linux timings. A largest-candidate winner does not identify an optimum. Long-history and three-seed pilot records provide exploratory context.</w:t>
       </w:r>
     </w:p>
     <w:p>
@@ -19545,7 +19582,7 @@
           <w:color w:val="000000"/>
           <w:sz w:val="22"/>
         </w:rPr>
-        <w:t>In the Linux threshold control, T=16,384 remains frozen. We use 10,000 rows and 512 changes per commit, with H=16 and H=64 giving 8,192 and 32,768 accumulated operations. Forced log, forced Merkle and hybrid are run in separate workers, each with two warm-ups and seven measured trials. We do not change the threshold in response to Linux results. These two cases check how the existing choice carries over to Linux, without constituting a new calibration/validation cycle.</w:t>
+        <w:t>The Linux threshold control fixes T=16,384 over 10,000 rows with 512 changes per commit. H=16 and H=64 produce 8,192 and 32,768 accumulated operations. Forced log, forced Merkle and hybrid use separate workers, with two warm-ups and seven measured trials each. The threshold is not selected from Linux outcomes. These cases test transfer of the auxiliary calibration choice, rather than performing another calibration/validation cycle.</w:t>
       </w:r>
     </w:p>
     <w:p>
@@ -19562,7 +19599,7 @@
           <w:color w:val="000000"/>
           <w:sz w:val="22"/>
         </w:rPr>
-        <w:t>The geometry supplement uses a single spread workload: 10,000 rows, ten commits, 100 changes per commit, 32-byte synthetic values and seed 20260824. Diff is fixed to forced Merkle for b4-d6, b8-d3, b8-d4, b8-d5 and b16-d3. Each configuration runs in a fresh worker for two warm-ups and seven measured trials. We rotate the order to limit confounding between configuration and time. Every execution checks the eleven historical states and endpoint diff outside the timers. Geometry timings follow the same adapter output contract, but the resource peaks measured by its inherited in-process monitor are kept separate from the external RSS measurements.</w:t>
+        <w:t>The Linux geometry workload has 10,000 rows, ten commits, 100 changes per commit, 32-byte synthetic values and seed 20260824. We force Merkle diff for b4-d6, b8-d3, b8-d4, b8-d5 and b16-d3. Each configuration uses fresh workers for two warm-ups and seven measured trials, with order rotated to limit time/configuration confounding. Every execution checks eleven historical states and the endpoint diff outside the timers. The adapter output contract matches the workflow experiment. Resource peaks from the geometry adapter's in-process monitor are kept separate from external RSS measurements.</w:t>
       </w:r>
     </w:p>
     <w:p>
@@ -19579,7 +19616,7 @@
           <w:color w:val="000000"/>
           <w:sz w:val="22"/>
         </w:rPr>
-        <w:t>For the local study, refer to the frozen protocol and full case list in review-revision-20261016/campaign. Calibration seeds 202610161/202610162 are distinct from validation/sensitivity seeds 202610171–202610173. Workers use PYTHONHASHSEED=20261016. The monitor condition uses seed 202610190; public generated corrections use seeds 202610201–202610203; scale uses seeds 202610221–202610223. Queries share a repository within each worker, and every new worker builds fresh persistent state. The chosen threshold is timestamped before validation. There is no post-validation selection or pooled Linux/Windows summary.</w:t>
+        <w:t>The Windows protocol and case manifest specify calibration seeds 202610161/202610162 and separate validation/sensitivity seeds 202610171-202610173. Workers use PYTHONHASHSEED=20261016. Monitoring uses seed 202610190, generated public corrections use 202610201-202610203, and scale uses 202610221-202610223. Queries share a repository within a worker; each worker constructs fresh persistent state. The threshold is timestamped before validation. Selection is not repeated after validation, and Linux/Windows rows are not pooled.</w:t>
       </w:r>
     </w:p>
     <w:p>
@@ -19596,7 +19633,7 @@
           <w:color w:val="000000"/>
           <w:sz w:val="22"/>
         </w:rPr>
-        <w:t>The Windows Dolt instrumentation invokes the same native JSON-diff command and parser contract as the baseline adapter, with explicit phase timers. A preflight compares its actual output against the native adapter and the independent semantic oracle. The Windows Revon queries verify observed output hashes, all historical state hashes, reverse/identity requests, object integrity and reopen behaviour outside timing. Failed setup checks and data-quality exclusions precede measurement and remain documented. The exact query matrix and timing source hashes are retained; changed source requires a different campaign.</w:t>
+        <w:t>Windows Dolt instrumentation uses the native JSON-diff command and the adapter's parser contract with explicit phase timers. Preflight checks compare its actual output with the native adapter and the independent oracle. Revon queries check observed output hashes, all historical-state hashes, reverse/identity requests, object integrity and reopening outside timing. Setup checks and data-quality exclusions occur before measurement and remain documented. The retained query matrix and timing-source hashes identify the execution conditions.</w:t>
       </w:r>
     </w:p>
     <w:p>
@@ -19613,7 +19650,7 @@
           <w:color w:val="000000"/>
           <w:sz w:val="22"/>
         </w:rPr>
-        <w:t>A portable audit copies evidence to a disposable directory, imports the executed snapshot in a fresh interpreter, redirects only the recorded absolute public-data location, regenerates workloads and state/diff oracles, checks every configuration/trial/order identity and recomputes the numerical summaries. It then confirms that the original collection hashes remain intact. The archive provides these checks and acquisition recipes; they validate evidence consistency rather than elapsed times or a new research team's reproduction.</w:t>
+        <w:t>The portable audit operates on a disposable evidence copy. In a fresh interpreter it imports the executed source, localizes the recorded public-data path, regenerates workloads and state/diff oracles, checks every configuration, trial and order identity, and recomputes numerical summaries. It then verifies that collected-file hashes are intact. The archives provide these checks and data-acquisition recipes for consistency verification; a timing reproduction requires running the experiments themselves.</w:t>
       </w:r>
     </w:p>
     <w:p>
@@ -19633,7 +19670,7 @@
         </w:rPr>
         <w:t>Table 16</w:t>
         <w:br/>
-        <w:t>Checksum-pinned public data and Linux protocol</w:t>
+        <w:t>Public-data checksums and Linux protocol</w:t>
       </w:r>
     </w:p>
     <w:tbl>
@@ -20051,7 +20088,7 @@
         </w:rPr>
         <w:t>Table 17</w:t>
         <w:br/>
-        <w:t>Windows experiment matrix; cached queries are distinct from independent history or repository repetitions</w:t>
+        <w:t>Windows execution matrix; cached queries are distinct from independent history or repository repetitions</w:t>
       </w:r>
     </w:p>
     <w:tbl>
